--- a/fuentes/CFA_03_84710108_DU.docx
+++ b/fuentes/CFA_03_84710108_DU.docx
@@ -1722,7 +1722,7 @@
                 <w:noProof/>
                 <w:webHidden/>
               </w:rPr>
-              <w:t>63</w:t>
+              <w:t>62</w:t>
             </w:r>
             <w:r>
               <w:rPr>
@@ -2397,9 +2397,6 @@
       </w:r>
     </w:p>
     <w:p>
-      <w:pPr>
-        <w:jc w:val="center"/>
-      </w:pPr>
       <w:r>
         <w:rPr>
           <w:b/>
@@ -3144,14 +3141,7 @@
         <w:pStyle w:val="Figura"/>
       </w:pPr>
       <w:r>
-        <w:t>Figura 1. </w:t>
-      </w:r>
-      <w:r>
-        <w:rPr>
-          <w:b w:val="0"/>
-          <w:bCs w:val="0"/>
-        </w:rPr>
-        <w:t>Tipos de procedimiento en el cargue y descargue</w:t>
+        <w:t>Figura 1. Tipos de procedimiento en el cargue y descargue</w:t>
       </w:r>
     </w:p>
     <w:p>
@@ -3225,6 +3215,10 @@
     <w:p>
       <w:pPr>
         <w:pStyle w:val="Ttulo8"/>
+        <w:numPr>
+          <w:ilvl w:val="0"/>
+          <w:numId w:val="56"/>
+        </w:numPr>
       </w:pPr>
       <w:r>
         <w:lastRenderedPageBreak/>
@@ -3239,7 +3233,6 @@
     <w:p>
       <w:pPr>
         <w:pStyle w:val="Tabla"/>
-        <w:jc w:val="center"/>
       </w:pPr>
       <w:r>
         <w:t>Procedimientos</w:t>
@@ -3419,6 +3412,10 @@
     <w:p>
       <w:pPr>
         <w:pStyle w:val="Ttulo8"/>
+        <w:numPr>
+          <w:ilvl w:val="0"/>
+          <w:numId w:val="56"/>
+        </w:numPr>
       </w:pPr>
       <w:r>
         <w:lastRenderedPageBreak/>
@@ -3460,7 +3457,7 @@
         <w:pStyle w:val="Ttulo8"/>
         <w:numPr>
           <w:ilvl w:val="0"/>
-          <w:numId w:val="32"/>
+          <w:numId w:val="57"/>
         </w:numPr>
         <w:rPr>
           <w:b w:val="0"/>
@@ -3493,7 +3490,7 @@
         <w:pStyle w:val="Ttulo8"/>
         <w:numPr>
           <w:ilvl w:val="0"/>
-          <w:numId w:val="32"/>
+          <w:numId w:val="57"/>
         </w:numPr>
         <w:rPr>
           <w:b w:val="0"/>
@@ -3570,7 +3567,6 @@
     <w:p>
       <w:pPr>
         <w:pStyle w:val="Tabla"/>
-        <w:jc w:val="center"/>
       </w:pPr>
       <w:r>
         <w:lastRenderedPageBreak/>
@@ -3905,7 +3901,6 @@
     <w:p>
       <w:pPr>
         <w:pStyle w:val="Tabla"/>
-        <w:jc w:val="center"/>
       </w:pPr>
       <w:r>
         <w:t>Implementos de protección estructural</w:t>
@@ -4293,7 +4288,6 @@
     <w:p>
       <w:pPr>
         <w:pStyle w:val="Tabla"/>
-        <w:jc w:val="center"/>
       </w:pPr>
       <w:r>
         <w:lastRenderedPageBreak/>
@@ -4498,6 +4492,7 @@
           <w:ilvl w:val="1"/>
           <w:numId w:val="10"/>
         </w:numPr>
+        <w:ind w:left="1208" w:hanging="357"/>
         <w:rPr>
           <w:b w:val="0"/>
         </w:rPr>
@@ -4515,14 +4510,14 @@
         <w:rPr>
           <w:b w:val="0"/>
         </w:rPr>
-        <w:t xml:space="preserve">a obligación de realizar el lavado y desinfección del vehículo (Núm. 2.2.c.i) requiere que el personal </w:t>
+        <w:t xml:space="preserve">a obligación de realizar el lavado y desinfección del vehículo (Núm. 2.2.c.i) requiere que el personal utilice EPP adecuados para el </w:t>
       </w:r>
       <w:r>
         <w:rPr>
           <w:b w:val="0"/>
         </w:rPr>
         <w:lastRenderedPageBreak/>
-        <w:t>utilice EPP adecuados para el manejo de químicos (desinfectantes) y el contacto con material biológico (excretas). </w:t>
+        <w:t>manejo de químicos (desinfectantes) y el contacto con material biológico (excretas). </w:t>
       </w:r>
     </w:p>
     <w:p>
@@ -4532,6 +4527,7 @@
           <w:ilvl w:val="1"/>
           <w:numId w:val="10"/>
         </w:numPr>
+        <w:ind w:left="1208" w:hanging="357"/>
         <w:rPr>
           <w:rFonts w:ascii="Segoe UI" w:eastAsia="Times New Roman" w:hAnsi="Segoe UI" w:cs="Segoe UI"/>
           <w:b w:val="0"/>
@@ -4618,7 +4614,6 @@
     <w:p>
       <w:pPr>
         <w:pStyle w:val="Tabla"/>
-        <w:jc w:val="center"/>
       </w:pPr>
       <w:r>
         <w:t>Frecuencia de los métodos de inspección</w:t>
@@ -4836,7 +4831,6 @@
     <w:p>
       <w:pPr>
         <w:pStyle w:val="Tabla"/>
-        <w:jc w:val="center"/>
       </w:pPr>
       <w:r>
         <w:lastRenderedPageBreak/>
@@ -5102,7 +5096,6 @@
     <w:p>
       <w:pPr>
         <w:pStyle w:val="Tabla"/>
-        <w:jc w:val="center"/>
       </w:pPr>
       <w:r>
         <w:t>Puntos clave en los métodos de inspección en la unidad de transporte</w:t>
@@ -5403,7 +5396,6 @@
     <w:p>
       <w:pPr>
         <w:pStyle w:val="Tabla"/>
-        <w:jc w:val="center"/>
       </w:pPr>
       <w:r>
         <w:t>Técnicas de selección</w:t>
@@ -5754,7 +5746,6 @@
     <w:p>
       <w:pPr>
         <w:pStyle w:val="Tabla"/>
-        <w:jc w:val="center"/>
       </w:pPr>
       <w:r>
         <w:t>Criterios de separación</w:t>
@@ -6019,6 +6010,7 @@
           <w:tab w:val="clear" w:pos="8838"/>
         </w:tabs>
         <w:spacing w:before="160" w:after="120" w:line="360" w:lineRule="auto"/>
+        <w:ind w:left="1208" w:hanging="357"/>
       </w:pPr>
       <w:r>
         <w:t>Control de la densidad de carga</w:t>
@@ -6034,6 +6026,7 @@
           <w:ilvl w:val="0"/>
           <w:numId w:val="6"/>
         </w:numPr>
+        <w:ind w:left="1208" w:hanging="357"/>
       </w:pPr>
       <w:r>
         <w:lastRenderedPageBreak/>
@@ -6047,6 +6040,7 @@
           <w:ilvl w:val="0"/>
           <w:numId w:val="6"/>
         </w:numPr>
+        <w:ind w:left="1208" w:hanging="357"/>
       </w:pPr>
       <w:r>
         <w:t>Separación por grupos</w:t>
@@ -6062,6 +6056,7 @@
           <w:ilvl w:val="0"/>
           <w:numId w:val="6"/>
         </w:numPr>
+        <w:ind w:left="1208" w:hanging="357"/>
       </w:pPr>
       <w:r>
         <w:t>Distribución social. </w:t>
@@ -6098,7 +6093,6 @@
     <w:p>
       <w:pPr>
         <w:pStyle w:val="Tabla"/>
-        <w:jc w:val="center"/>
       </w:pPr>
       <w:r>
         <w:t>Control de densidad</w:t>
@@ -6312,6 +6306,9 @@
             <w:hideMark/>
           </w:tcPr>
           <w:p>
+            <w:pPr>
+              <w:ind w:firstLine="0"/>
+            </w:pPr>
             <w:r>
               <w:t>"Estar fijados o dispuestos de manera tal, que se evite su desplazamiento y/o volcamiento". Resolución 20223040006915 (Núm. 2.2.c.v). </w:t>
             </w:r>
@@ -6432,7 +6429,6 @@
     <w:p>
       <w:pPr>
         <w:pStyle w:val="Tabla"/>
-        <w:jc w:val="center"/>
       </w:pPr>
       <w:r>
         <w:t>Criterios obligatorios de la distribución de la carga</w:t>
@@ -6798,7 +6794,6 @@
     <w:p>
       <w:pPr>
         <w:pStyle w:val="Tabla"/>
-        <w:jc w:val="center"/>
       </w:pPr>
       <w:r>
         <w:t>Método de contención estructural</w:t>
@@ -7005,7 +7000,6 @@
     <w:p>
       <w:pPr>
         <w:pStyle w:val="Tabla"/>
-        <w:jc w:val="center"/>
       </w:pPr>
       <w:r>
         <w:t>Método de contención por barreas</w:t>
@@ -7209,7 +7203,6 @@
     <w:p>
       <w:pPr>
         <w:pStyle w:val="Tabla"/>
-        <w:jc w:val="center"/>
       </w:pPr>
       <w:r>
         <w:t>Método de fijación de contenedores</w:t>
@@ -7508,7 +7501,6 @@
     <w:p>
       <w:pPr>
         <w:pStyle w:val="Tabla"/>
-        <w:jc w:val="center"/>
       </w:pPr>
       <w:r>
         <w:lastRenderedPageBreak/>
@@ -7721,7 +7713,6 @@
     <w:p>
       <w:pPr>
         <w:pStyle w:val="Tabla"/>
-        <w:jc w:val="center"/>
       </w:pPr>
       <w:r>
         <w:lastRenderedPageBreak/>
@@ -7975,6 +7966,7 @@
           <w:ilvl w:val="1"/>
           <w:numId w:val="10"/>
         </w:numPr>
+        <w:ind w:left="1208" w:hanging="357"/>
       </w:pPr>
       <w:r>
         <w:t>Técnica de verificación inicial </w:t>
@@ -7992,6 +7984,7 @@
           <w:ilvl w:val="1"/>
           <w:numId w:val="10"/>
         </w:numPr>
+        <w:ind w:left="1208" w:hanging="357"/>
       </w:pPr>
       <w:r>
         <w:t>Técnica de rotura controlada </w:t>
@@ -8009,6 +8002,7 @@
           <w:ilvl w:val="1"/>
           <w:numId w:val="10"/>
         </w:numPr>
+        <w:ind w:left="1208" w:hanging="357"/>
       </w:pPr>
       <w:r>
         <w:t>Seguridad del precinto </w:t>
@@ -8093,7 +8087,6 @@
     <w:p>
       <w:pPr>
         <w:pStyle w:val="Tabla"/>
-        <w:jc w:val="center"/>
       </w:pPr>
       <w:r>
         <w:t>Técnicas de contención</w:t>
@@ -8241,11 +8234,11 @@
               <w:ind w:firstLine="0"/>
             </w:pPr>
             <w:r>
-              <w:t xml:space="preserve">Las paredes internas deben ser lisas, seguras, sin salientes, ni bordes puntiagudos para </w:t>
+              <w:t xml:space="preserve">Las paredes internas deben ser lisas, seguras, sin salientes, ni bordes </w:t>
             </w:r>
             <w:r>
               <w:lastRenderedPageBreak/>
-              <w:t>contener al animal sin causar lesiones. </w:t>
+              <w:t>puntiagudos para contener al animal sin causar lesiones. </w:t>
             </w:r>
           </w:p>
         </w:tc>
@@ -8340,6 +8333,7 @@
           <w:ilvl w:val="0"/>
           <w:numId w:val="13"/>
         </w:numPr>
+        <w:ind w:left="1208" w:hanging="357"/>
         <w:rPr>
           <w:b/>
           <w:bCs/>
@@ -8368,6 +8362,7 @@
           <w:ilvl w:val="0"/>
           <w:numId w:val="41"/>
         </w:numPr>
+        <w:ind w:left="1208" w:hanging="357"/>
         <w:rPr>
           <w:b w:val="0"/>
         </w:rPr>
@@ -8396,6 +8391,7 @@
           <w:ilvl w:val="0"/>
           <w:numId w:val="41"/>
         </w:numPr>
+        <w:ind w:left="1208" w:hanging="357"/>
         <w:rPr>
           <w:b w:val="0"/>
         </w:rPr>
@@ -8560,7 +8556,6 @@
     <w:p>
       <w:pPr>
         <w:pStyle w:val="Tabla"/>
-        <w:jc w:val="center"/>
       </w:pPr>
       <w:r>
         <w:t>Áreas del proceso de transporte</w:t>
@@ -8858,7 +8853,6 @@
     <w:p>
       <w:pPr>
         <w:pStyle w:val="Tabla"/>
-        <w:jc w:val="center"/>
       </w:pPr>
       <w:r>
         <w:lastRenderedPageBreak/>
@@ -9171,7 +9165,6 @@
     <w:p>
       <w:pPr>
         <w:pStyle w:val="Tabla"/>
-        <w:jc w:val="center"/>
       </w:pPr>
       <w:r>
         <w:t>Técnicas de conducción animal</w:t>
@@ -9544,7 +9537,6 @@
     <w:p>
       <w:pPr>
         <w:pStyle w:val="Tabla"/>
-        <w:jc w:val="center"/>
       </w:pPr>
       <w:r>
         <w:lastRenderedPageBreak/>
@@ -9888,7 +9880,6 @@
     <w:p>
       <w:pPr>
         <w:pStyle w:val="Tabla"/>
-        <w:jc w:val="center"/>
       </w:pPr>
       <w:r>
         <w:lastRenderedPageBreak/>
@@ -10291,7 +10282,6 @@
     <w:p>
       <w:pPr>
         <w:pStyle w:val="Tabla"/>
-        <w:jc w:val="center"/>
       </w:pPr>
       <w:r>
         <w:t>Aspectos de la gestión ambiental</w:t>
@@ -10705,7 +10695,6 @@
     <w:p>
       <w:pPr>
         <w:pStyle w:val="Tabla"/>
-        <w:jc w:val="center"/>
       </w:pPr>
       <w:r>
         <w:lastRenderedPageBreak/>
@@ -10982,10 +10971,6 @@
         <w:t>Figura 2. </w:t>
       </w:r>
       <w:r>
-        <w:rPr>
-          <w:b w:val="0"/>
-          <w:bCs w:val="0"/>
-        </w:rPr>
         <w:t>Gestión ambiental en el transporte animal</w:t>
       </w:r>
       <w:r>
@@ -11096,10 +11081,6 @@
         <w:t>Figura 3. </w:t>
       </w:r>
       <w:r>
-        <w:rPr>
-          <w:b w:val="0"/>
-          <w:bCs w:val="0"/>
-        </w:rPr>
         <w:t>Emergencias, contingencias y protocolos de acción</w:t>
       </w:r>
     </w:p>
@@ -11199,7 +11180,7 @@
           <w:ilvl w:val="0"/>
           <w:numId w:val="20"/>
         </w:numPr>
-        <w:ind w:left="1701"/>
+        <w:ind w:left="1208" w:hanging="357"/>
         <w:rPr>
           <w:b w:val="0"/>
         </w:rPr>
@@ -11227,6 +11208,7 @@
           <w:ilvl w:val="0"/>
           <w:numId w:val="20"/>
         </w:numPr>
+        <w:ind w:left="1208" w:hanging="357"/>
       </w:pPr>
       <w:r>
         <w:rPr>
@@ -11252,6 +11234,7 @@
           <w:ilvl w:val="0"/>
           <w:numId w:val="20"/>
         </w:numPr>
+        <w:ind w:left="1208" w:hanging="357"/>
       </w:pPr>
       <w:r>
         <w:rPr>
@@ -11277,6 +11260,7 @@
           <w:ilvl w:val="0"/>
           <w:numId w:val="20"/>
         </w:numPr>
+        <w:ind w:left="1208" w:hanging="357"/>
       </w:pPr>
       <w:r>
         <w:rPr>
@@ -11323,12 +11307,6 @@
         <w:t>El propietario, poseedor, tenedor, conductor, transportador o tripulante tiene la responsabilidad de ejecutar el plan de contingencia mediante las siguientes tres técnicas:</w:t>
       </w:r>
     </w:p>
-    <w:p/>
-    <w:p>
-      <w:r>
-        <w:t> </w:t>
-      </w:r>
-    </w:p>
     <w:p>
       <w:pPr>
         <w:pStyle w:val="Prrafodelista"/>
@@ -11346,7 +11324,6 @@
           <w:b/>
           <w:bCs/>
         </w:rPr>
-        <w:lastRenderedPageBreak/>
         <w:t>Técnica de acción inmediata (prioridad: bienestar) </w:t>
       </w:r>
     </w:p>
@@ -11360,13 +11337,15 @@
         <w:pStyle w:val="Ttulo8"/>
         <w:numPr>
           <w:ilvl w:val="0"/>
-          <w:numId w:val="22"/>
+          <w:numId w:val="55"/>
         </w:numPr>
+        <w:ind w:left="1775" w:hanging="357"/>
         <w:rPr>
           <w:b w:val="0"/>
         </w:rPr>
       </w:pPr>
       <w:r>
+        <w:lastRenderedPageBreak/>
         <w:t>Detención segura</w:t>
       </w:r>
       <w:r>
@@ -11387,8 +11366,9 @@
         <w:pStyle w:val="Ttulo8"/>
         <w:numPr>
           <w:ilvl w:val="0"/>
-          <w:numId w:val="22"/>
+          <w:numId w:val="55"/>
         </w:numPr>
+        <w:ind w:left="1775" w:hanging="357"/>
         <w:rPr>
           <w:b w:val="0"/>
         </w:rPr>
@@ -11414,8 +11394,9 @@
         <w:pStyle w:val="Ttulo8"/>
         <w:numPr>
           <w:ilvl w:val="0"/>
-          <w:numId w:val="22"/>
+          <w:numId w:val="55"/>
         </w:numPr>
+        <w:ind w:left="1775" w:hanging="357"/>
         <w:rPr>
           <w:b w:val="0"/>
         </w:rPr>
@@ -11441,8 +11422,9 @@
         <w:pStyle w:val="Ttulo8"/>
         <w:numPr>
           <w:ilvl w:val="0"/>
-          <w:numId w:val="22"/>
+          <w:numId w:val="55"/>
         </w:numPr>
+        <w:ind w:left="1775" w:hanging="357"/>
         <w:rPr>
           <w:b w:val="0"/>
         </w:rPr>
@@ -11487,6 +11469,7 @@
           <w:ilvl w:val="0"/>
           <w:numId w:val="23"/>
         </w:numPr>
+        <w:ind w:left="1491" w:hanging="357"/>
         <w:rPr>
           <w:b w:val="0"/>
         </w:rPr>
@@ -11514,6 +11497,7 @@
           <w:ilvl w:val="0"/>
           <w:numId w:val="23"/>
         </w:numPr>
+        <w:ind w:left="1491" w:hanging="357"/>
       </w:pPr>
       <w:r>
         <w:rPr>
@@ -11541,7 +11525,6 @@
         </w:numPr>
       </w:pPr>
       <w:r>
-        <w:lastRenderedPageBreak/>
         <w:t>Técnica de disposición final </w:t>
       </w:r>
     </w:p>
@@ -11557,6 +11540,7 @@
           <w:ilvl w:val="0"/>
           <w:numId w:val="24"/>
         </w:numPr>
+        <w:ind w:left="1491" w:hanging="357"/>
       </w:pPr>
       <w:r>
         <w:rPr>
@@ -11572,7 +11556,11 @@
         <w:t>: s</w:t>
       </w:r>
       <w:r>
-        <w:t>i un animal presenta sufrimiento irreversible o lesiones incurables, el plan debe incluir el sacrificio realizado por personal competente y capacitado, bajo el método más humanitario, para terminar el dolor. </w:t>
+        <w:t xml:space="preserve">i un animal presenta sufrimiento irreversible o lesiones incurables, el plan debe incluir el sacrificio realizado </w:t>
+      </w:r>
+      <w:r>
+        <w:lastRenderedPageBreak/>
+        <w:t>por personal competente y capacitado, bajo el método más humanitario, para terminar el dolor. </w:t>
       </w:r>
     </w:p>
     <w:p>
@@ -11582,6 +11570,7 @@
           <w:ilvl w:val="0"/>
           <w:numId w:val="24"/>
         </w:numPr>
+        <w:ind w:left="1491" w:hanging="357"/>
         <w:rPr>
           <w:b w:val="0"/>
         </w:rPr>
@@ -11609,6 +11598,7 @@
           <w:ilvl w:val="0"/>
           <w:numId w:val="24"/>
         </w:numPr>
+        <w:ind w:left="1491" w:hanging="357"/>
         <w:rPr>
           <w:rFonts w:ascii="Segoe UI" w:eastAsia="Times New Roman" w:hAnsi="Segoe UI" w:cs="Segoe UI"/>
           <w:kern w:val="0"/>
@@ -11693,7 +11683,6 @@
         </w:numPr>
       </w:pPr>
       <w:r>
-        <w:lastRenderedPageBreak/>
         <w:t>Responsabilidad y activación del plan </w:t>
       </w:r>
     </w:p>
@@ -11711,6 +11700,7 @@
         </w:numPr>
       </w:pPr>
       <w:r>
+        <w:lastRenderedPageBreak/>
         <w:t>Situaciones que activan la contingencia </w:t>
       </w:r>
     </w:p>
@@ -11856,22 +11846,6 @@
     </w:p>
     <w:p>
       <w:pPr>
-        <w:rPr>
-          <w:b/>
-          <w:bCs/>
-        </w:rPr>
-      </w:pPr>
-    </w:p>
-    <w:p>
-      <w:pPr>
-        <w:rPr>
-          <w:b/>
-          <w:bCs/>
-        </w:rPr>
-      </w:pPr>
-    </w:p>
-    <w:p>
-      <w:pPr>
         <w:pStyle w:val="Prrafodelista"/>
         <w:numPr>
           <w:ilvl w:val="0"/>
@@ -11887,7 +11861,6 @@
           <w:b/>
           <w:bCs/>
         </w:rPr>
-        <w:lastRenderedPageBreak/>
         <w:t>Fase A. Acción inmediata (mitigación del sufrimiento) </w:t>
       </w:r>
     </w:p>
@@ -11903,11 +11876,13 @@
           <w:ilvl w:val="0"/>
           <w:numId w:val="27"/>
         </w:numPr>
+        <w:ind w:left="1491" w:hanging="357"/>
         <w:rPr>
           <w:b w:val="0"/>
         </w:rPr>
       </w:pPr>
       <w:r>
+        <w:lastRenderedPageBreak/>
         <w:t>Detención segura</w:t>
       </w:r>
       <w:r>
@@ -11930,6 +11905,7 @@
           <w:ilvl w:val="0"/>
           <w:numId w:val="27"/>
         </w:numPr>
+        <w:ind w:left="1491" w:hanging="357"/>
       </w:pPr>
       <w:r>
         <w:rPr>
@@ -12034,7 +12010,6 @@
         </w:rPr>
       </w:pPr>
       <w:r>
-        <w:lastRenderedPageBreak/>
         <w:t>Notificación al ICA</w:t>
       </w:r>
       <w:r>
@@ -12101,6 +12076,7 @@
           <w:b/>
           <w:bCs/>
         </w:rPr>
+        <w:lastRenderedPageBreak/>
         <w:t>Fase C. Disposición sanitaria final </w:t>
       </w:r>
     </w:p>
@@ -12204,11 +12180,7 @@
         <w:pStyle w:val="Sangradetextonormal"/>
       </w:pPr>
       <w:r>
-        <w:t xml:space="preserve">Son el conjunto de procedimientos operativos que deben ser ejecutados de forma inmediata por el personal (conductor, tripulante, propietario), al detectar cualquier situación crítica que afecte el bienestar o la vida de los animales durante el transporte. Estas técnicas están integradas en el plan de contingencia y se enfocan en </w:t>
-      </w:r>
-      <w:r>
-        <w:lastRenderedPageBreak/>
-        <w:t>la mitigación del sufrimiento, la notificación sanitaria y la disposición segura de la carga. </w:t>
+        <w:t>Son el conjunto de procedimientos operativos que deben ser ejecutados de forma inmediata por el personal (conductor, tripulante, propietario), al detectar cualquier situación crítica que afecte el bienestar o la vida de los animales durante el transporte. Estas técnicas están integradas en el plan de contingencia y se enfocan en la mitigación del sufrimiento, la notificación sanitaria y la disposición segura de la carga. </w:t>
       </w:r>
     </w:p>
     <w:p>
@@ -12228,12 +12200,13 @@
         <w:t>La técnica se activa tras la detección de cualquier evento grave (novedad) que ponga en riesgo la salud animal y debe tener en cuenta: </w:t>
       </w:r>
     </w:p>
+    <w:p/>
     <w:p>
       <w:pPr>
         <w:pStyle w:val="Tabla"/>
-        <w:jc w:val="center"/>
-      </w:pPr>
-      <w:r>
+      </w:pPr>
+      <w:r>
+        <w:lastRenderedPageBreak/>
         <w:t>Activación de técnicas de manejo</w:t>
       </w:r>
     </w:p>
@@ -12244,9 +12217,9 @@
         <w:tblLook w:val="04A0" w:firstRow="1" w:lastRow="0" w:firstColumn="1" w:lastColumn="0" w:noHBand="0" w:noVBand="1"/>
       </w:tblPr>
       <w:tblGrid>
-        <w:gridCol w:w="2197"/>
-        <w:gridCol w:w="3441"/>
-        <w:gridCol w:w="4318"/>
+        <w:gridCol w:w="2031"/>
+        <w:gridCol w:w="3527"/>
+        <w:gridCol w:w="4398"/>
       </w:tblGrid>
       <w:tr>
         <w:trPr>
@@ -12299,6 +12272,9 @@
             <w:hideMark/>
           </w:tcPr>
           <w:p>
+            <w:pPr>
+              <w:ind w:firstLine="0"/>
+            </w:pPr>
             <w:r>
               <w:t>Detección rutinaria </w:t>
             </w:r>
@@ -12310,6 +12286,9 @@
             <w:hideMark/>
           </w:tcPr>
           <w:p>
+            <w:pPr>
+              <w:ind w:firstLine="0"/>
+            </w:pPr>
             <w:r>
               <w:t>La novedad se detecta durante la inspección obligatoria cada cuatro (4) horas en ruta o mediante observación visual directa. </w:t>
             </w:r>
@@ -12321,6 +12300,9 @@
             <w:hideMark/>
           </w:tcPr>
           <w:p>
+            <w:pPr>
+              <w:ind w:firstLine="0"/>
+            </w:pPr>
             <w:r>
               <w:t>Inspección cada 4 horas. Manual de procedimiento (Núm. 4.g). </w:t>
             </w:r>
@@ -12337,6 +12319,9 @@
             <w:hideMark/>
           </w:tcPr>
           <w:p>
+            <w:pPr>
+              <w:ind w:firstLine="0"/>
+            </w:pPr>
             <w:r>
               <w:t>Novedades críticas </w:t>
             </w:r>
@@ -12348,6 +12333,9 @@
             <w:hideMark/>
           </w:tcPr>
           <w:p>
+            <w:pPr>
+              <w:ind w:firstLine="0"/>
+            </w:pPr>
             <w:r>
               <w:t>El plan se activa ante animales enfermos, muertos o accidentes que generen animales atrapados, caídas, traumatismos o fracturas. </w:t>
             </w:r>
@@ -12359,6 +12347,9 @@
             <w:hideMark/>
           </w:tcPr>
           <w:p>
+            <w:pPr>
+              <w:ind w:firstLine="0"/>
+            </w:pPr>
             <w:r>
               <w:t>Animales enfermos, muertos o accidentes. ABC Manual de Procedimientos para el Transporte, Manejo y Movilización de Animales en Pie (pág. 6). </w:t>
             </w:r>
@@ -12376,8 +12367,10 @@
             <w:hideMark/>
           </w:tcPr>
           <w:p>
-            <w:r>
-              <w:lastRenderedPageBreak/>
+            <w:pPr>
+              <w:ind w:firstLine="0"/>
+            </w:pPr>
+            <w:r>
               <w:t>Pérdida de equilibrio </w:t>
             </w:r>
           </w:p>
@@ -12388,6 +12381,11 @@
             <w:hideMark/>
           </w:tcPr>
           <w:p>
+            <w:pPr>
+              <w:ind w:firstLine="0"/>
+            </w:pPr>
+            <w:bookmarkStart w:id="16" w:name="_GoBack"/>
+            <w:bookmarkEnd w:id="16"/>
             <w:r>
               <w:t>Detección de animales que no puedan permanecer en la posición de estación de equilibrio estático animal sin ayuda (animales caídos). </w:t>
             </w:r>
@@ -12399,6 +12397,9 @@
             <w:hideMark/>
           </w:tcPr>
           <w:p>
+            <w:pPr>
+              <w:ind w:firstLine="0"/>
+            </w:pPr>
             <w:r>
               <w:t>Criterio de exclusión/emergencia. Manual de procedimiento (Núm. 4.a.i). </w:t>
             </w:r>
@@ -12431,12 +12432,13 @@
         <w:t>La prioridad del operador es reducir el sufrimiento del animal tan pronto como se detecta la novedad, basado en lo siguiente: </w:t>
       </w:r>
     </w:p>
+    <w:p/>
     <w:p>
       <w:pPr>
         <w:pStyle w:val="Tabla"/>
-        <w:jc w:val="center"/>
-      </w:pPr>
-      <w:r>
+      </w:pPr>
+      <w:r>
+        <w:lastRenderedPageBreak/>
         <w:t>Técnicas inmediatas</w:t>
       </w:r>
     </w:p>
@@ -12562,7 +12564,6 @@
               <w:ind w:firstLine="0"/>
             </w:pPr>
             <w:r>
-              <w:lastRenderedPageBreak/>
               <w:t>Reubicación/acomodación</w:t>
             </w:r>
             <w:r>
@@ -12641,12 +12642,14 @@
         <w:t>Una vez mitigada la situación de riesgo inmediato, el manejo se enfoca en el cumplimiento legal y sanitario de la novedad. </w:t>
       </w:r>
     </w:p>
+    <w:p/>
+    <w:p/>
     <w:p>
       <w:pPr>
         <w:pStyle w:val="Tabla"/>
-        <w:jc w:val="center"/>
-      </w:pPr>
-      <w:r>
+      </w:pPr>
+      <w:r>
+        <w:lastRenderedPageBreak/>
         <w:t>Técnicas de </w:t>
       </w:r>
       <w:proofErr w:type="spellStart"/>
@@ -12774,7 +12777,6 @@
               <w:ind w:firstLine="29"/>
             </w:pPr>
             <w:r>
-              <w:lastRenderedPageBreak/>
               <w:t>Sacrificio humanitario </w:t>
             </w:r>
           </w:p>
@@ -12837,7 +12839,11 @@
               <w:ind w:firstLine="0"/>
             </w:pPr>
             <w:r>
-              <w:t>Aplicar el protocolo para la disposición sanitaria de los animales muertos (cadáveres), bajo las instrucciones del ICA, para evitar la contaminación ambiental y la dispersión de patógenos. </w:t>
+              <w:t xml:space="preserve">Aplicar el protocolo para la disposición sanitaria de los animales muertos (cadáveres), bajo las instrucciones del ICA, para </w:t>
+            </w:r>
+            <w:r>
+              <w:lastRenderedPageBreak/>
+              <w:t>evitar la contaminación ambiental y la dispersión de patógenos. </w:t>
             </w:r>
           </w:p>
         </w:tc>
@@ -12851,7 +12857,12 @@
               <w:ind w:firstLine="89"/>
             </w:pPr>
             <w:r>
-              <w:t>El plan incluye disposiciones de los animales muertos. ABC Manual de Procedimientos para el Transporte, Manejo y Movilización de Animales en Pie (pág. 6). </w:t>
+              <w:lastRenderedPageBreak/>
+              <w:t xml:space="preserve">El plan incluye disposiciones de los animales muertos. ABC Manual de Procedimientos para el Transporte, Manejo y </w:t>
+            </w:r>
+            <w:r>
+              <w:lastRenderedPageBreak/>
+              <w:t>Movilización de Animales en Pie (pág. 6). </w:t>
             </w:r>
           </w:p>
         </w:tc>
@@ -12870,6 +12881,7 @@
               <w:ind w:firstLine="0"/>
             </w:pPr>
             <w:r>
+              <w:lastRenderedPageBreak/>
               <w:t>Registro de novedades </w:t>
             </w:r>
           </w:p>
@@ -12911,9 +12923,8 @@
           <w:rStyle w:val="eop"/>
         </w:rPr>
       </w:pPr>
-      <w:bookmarkStart w:id="16" w:name="_Toc221698914"/>
-      <w:r>
-        <w:lastRenderedPageBreak/>
+      <w:bookmarkStart w:id="17" w:name="_Toc221698914"/>
+      <w:r>
         <w:t xml:space="preserve">3.3 </w:t>
       </w:r>
       <w:r>
@@ -12923,7 +12934,7 @@
         </w:rPr>
         <w:t>Procedimiento de Seguridad y Salud en el Trabajo (SST)</w:t>
       </w:r>
-      <w:bookmarkEnd w:id="16"/>
+      <w:bookmarkEnd w:id="17"/>
       <w:r>
         <w:rPr>
           <w:rStyle w:val="eop"/>
@@ -12979,8 +12990,21 @@
     </w:p>
     <w:p>
       <w:pPr>
+        <w:rPr>
+          <w:lang w:val="es-419" w:eastAsia="es-CO"/>
+        </w:rPr>
+      </w:pPr>
+    </w:p>
+    <w:p>
+      <w:pPr>
+        <w:rPr>
+          <w:lang w:val="es-419" w:eastAsia="es-CO"/>
+        </w:rPr>
+      </w:pPr>
+    </w:p>
+    <w:p>
+      <w:pPr>
         <w:pStyle w:val="Tabla"/>
-        <w:jc w:val="center"/>
         <w:rPr>
           <w:lang w:val="es-419" w:eastAsia="es-CO"/>
         </w:rPr>
@@ -12989,6 +13013,7 @@
         <w:rPr>
           <w:lang w:val="es-419" w:eastAsia="es-CO"/>
         </w:rPr>
+        <w:lastRenderedPageBreak/>
         <w:t>Principios SST</w:t>
       </w:r>
     </w:p>
@@ -13126,7 +13151,6 @@
               </w:rPr>
             </w:pPr>
             <w:r>
-              <w:lastRenderedPageBreak/>
               <w:t>Manejo de riesgo biológico</w:t>
             </w:r>
           </w:p>
@@ -13180,6 +13204,7 @@
               </w:rPr>
             </w:pPr>
             <w:r>
+              <w:lastRenderedPageBreak/>
               <w:t>Manejo de riesgo físico</w:t>
             </w:r>
           </w:p>
@@ -13277,7 +13302,6 @@
     <w:p>
       <w:pPr>
         <w:pStyle w:val="Tabla"/>
-        <w:jc w:val="center"/>
         <w:rPr>
           <w:lang w:val="es-419" w:eastAsia="es-CO"/>
         </w:rPr>
@@ -13501,7 +13525,6 @@
     <w:p>
       <w:pPr>
         <w:pStyle w:val="Tabla"/>
-        <w:jc w:val="center"/>
         <w:rPr>
           <w:lang w:val="es-419" w:eastAsia="es-CO"/>
         </w:rPr>
@@ -13755,7 +13778,7 @@
       <w:pPr>
         <w:pStyle w:val="Ttulo2"/>
       </w:pPr>
-      <w:bookmarkStart w:id="17" w:name="_Toc221698915"/>
+      <w:bookmarkStart w:id="18" w:name="_Toc221698915"/>
       <w:r>
         <w:t xml:space="preserve">3.4 </w:t>
       </w:r>
@@ -13765,7 +13788,7 @@
         </w:rPr>
         <w:t>Tipos y medidas de prevención y protección</w:t>
       </w:r>
-      <w:bookmarkEnd w:id="17"/>
+      <w:bookmarkEnd w:id="18"/>
       <w:r>
         <w:t> </w:t>
       </w:r>
@@ -13850,7 +13873,6 @@
       <w:pPr>
         <w:pStyle w:val="Tabla"/>
         <w:spacing w:beforeLines="160" w:before="384" w:afterLines="120" w:after="288" w:line="360" w:lineRule="auto"/>
-        <w:jc w:val="center"/>
       </w:pPr>
       <w:r>
         <w:lastRenderedPageBreak/>
@@ -14132,7 +14154,6 @@
     <w:p>
       <w:pPr>
         <w:pStyle w:val="Tabla"/>
-        <w:jc w:val="center"/>
       </w:pPr>
       <w:r>
         <w:lastRenderedPageBreak/>
@@ -14375,7 +14396,7 @@
       <w:pPr>
         <w:pStyle w:val="Ttulo2"/>
       </w:pPr>
-      <w:bookmarkStart w:id="18" w:name="_Toc221698916"/>
+      <w:bookmarkStart w:id="19" w:name="_Toc221698916"/>
     </w:p>
     <w:p>
       <w:pPr>
@@ -14413,7 +14434,6 @@
     <w:p>
       <w:pPr>
         <w:pStyle w:val="Tabla"/>
-        <w:jc w:val="center"/>
       </w:pPr>
       <w:r>
         <w:t>Medidas de bioseguridad</w:t>
@@ -14679,7 +14699,7 @@
         </w:rPr>
         <w:t>Tipos y técnicas de atención a animales con novedades</w:t>
       </w:r>
-      <w:bookmarkEnd w:id="18"/>
+      <w:bookmarkEnd w:id="19"/>
     </w:p>
     <w:p>
       <w:pPr>
@@ -14795,7 +14815,6 @@
     <w:p>
       <w:pPr>
         <w:pStyle w:val="Tabla"/>
-        <w:jc w:val="center"/>
       </w:pPr>
       <w:r>
         <w:t>Acciones con novedades en el manejo</w:t>
@@ -15069,7 +15088,6 @@
     <w:p>
       <w:pPr>
         <w:pStyle w:val="Tabla"/>
-        <w:jc w:val="center"/>
       </w:pPr>
       <w:r>
         <w:t>Técnicas novedades de atención inmediata</w:t>
@@ -15302,7 +15320,6 @@
     <w:p>
       <w:pPr>
         <w:pStyle w:val="Tabla"/>
-        <w:jc w:val="center"/>
       </w:pPr>
       <w:r>
         <w:t>Reportes en las técnicas con novedad</w:t>
@@ -15559,7 +15576,7 @@
           <w:rFonts w:eastAsiaTheme="majorEastAsia"/>
         </w:rPr>
       </w:pPr>
-      <w:bookmarkStart w:id="19" w:name="_Toc221698917"/>
+      <w:bookmarkStart w:id="20" w:name="_Toc221698917"/>
       <w:r>
         <w:rPr>
           <w:rFonts w:eastAsiaTheme="majorEastAsia"/>
@@ -15572,7 +15589,7 @@
         </w:rPr>
         <w:t>Reporte de novedades y directorio de puestos de control ICA</w:t>
       </w:r>
-      <w:bookmarkEnd w:id="19"/>
+      <w:bookmarkEnd w:id="20"/>
     </w:p>
     <w:p>
       <w:pPr>
@@ -15611,7 +15628,6 @@
     <w:p>
       <w:pPr>
         <w:pStyle w:val="Tabla"/>
-        <w:jc w:val="center"/>
       </w:pPr>
       <w:r>
         <w:t>Novedades de las técnicas por reportar</w:t>
@@ -16186,11 +16202,19 @@
       <w:r>
         <w:t xml:space="preserve"> </w:t>
       </w:r>
+      <w:proofErr w:type="spellStart"/>
       <w:r>
         <w:rPr>
           <w:b/>
         </w:rPr>
-        <w:t>Anexo1.Directorio_ICA, ubicado en la carpeta anexos.</w:t>
+        <w:t>Directorio_ICA</w:t>
+      </w:r>
+      <w:proofErr w:type="spellEnd"/>
+      <w:r>
+        <w:rPr>
+          <w:b/>
+        </w:rPr>
+        <w:t>, ubicado en la carpeta anexos.</w:t>
       </w:r>
     </w:p>
     <w:p>
@@ -16258,41 +16282,36 @@
           <w:numId w:val="0"/>
         </w:numPr>
       </w:pPr>
-      <w:bookmarkStart w:id="20" w:name="_Toc221698918"/>
+      <w:bookmarkStart w:id="21" w:name="_Toc221698918"/>
       <w:r>
         <w:lastRenderedPageBreak/>
         <w:t>Síntesis</w:t>
       </w:r>
-      <w:bookmarkEnd w:id="20"/>
+      <w:bookmarkEnd w:id="21"/>
       <w:r>
         <w:t xml:space="preserve"> </w:t>
-      </w:r>
-    </w:p>
-    <w:p>
-      <w:pPr>
-        <w:spacing w:beforeLines="160" w:before="384" w:afterLines="120" w:after="288"/>
-      </w:pPr>
-      <w:r>
-        <w:t>Este componente formativo ofrece una comprensión amplia de los elementos que intervienen en el transporte terrestre de animales en pie, integrando aspectos técnicos, operativos, sanitarios y normativos necesarios para garantizar procesos seguros, eficientes y acordes con la regulación vigente. Su enfoque permite reconocer las características y exigencias que deben cumplir los vehículos, los procedimientos de control, la documentación requerida y las condiciones de bienestar durante la movilización. </w:t>
-      </w:r>
-    </w:p>
-    <w:p>
-      <w:pPr>
-        <w:pStyle w:val="Sangradetextonormal"/>
-        <w:spacing w:beforeLines="160" w:before="384" w:afterLines="120" w:after="288"/>
-      </w:pPr>
-      <w:r>
-        <w:t>Además, profundiza en la importancia del manejo adecuado de los animales, considerando su comportamiento, su relación con el entorno y la interacción con las personas encargadas del transporte. Con ello se promueve una visión responsable y ética que facilita decisiones informadas, mejora la seguridad y contribuye al cumplimiento de estándares que protegen tanto a los animales como a quienes participan en la cadena de transporte. </w:t>
       </w:r>
     </w:p>
     <w:p>
       <w:pPr>
         <w:spacing w:beforeLines="160" w:before="384" w:afterLines="120" w:after="288"/>
         <w:ind w:firstLine="0"/>
+      </w:pPr>
+      <w:r>
+        <w:t>Este contenido ofrece una visión general del proceso de transporte de animales en pie, abarcando los aspectos esenciales que intervienen en el cargue, la movilización y el descargue. Su enfoque permite comprender los principios básicos, los procedimientos generales y las prácticas que orientan una operación organizada, segura y respetuosa con el bienestar animal.</w:t>
+      </w:r>
+    </w:p>
+    <w:p>
+      <w:pPr>
+        <w:spacing w:beforeLines="160" w:before="384" w:afterLines="120" w:after="288"/>
+        <w:ind w:firstLine="0"/>
         <w:rPr>
           <w:rFonts w:cstheme="minorHAnsi"/>
         </w:rPr>
       </w:pPr>
+      <w:r>
+        <w:t>También integra una perspectiva ambiental y de gestión del riesgo, incluyendo los elementos fundamentales para manejar adecuadamente los residuos, prevenir incidentes y responder ante situaciones de emergencia. En conjunto, proporciona una guía amplia que facilita la toma de decisiones responsables y el cumplimiento de los requisitos operativos y normativos asociados a este tipo de actividades.</w:t>
+      </w:r>
       <w:r>
         <w:rPr>
           <w:rFonts w:cstheme="minorHAnsi"/>
@@ -16316,10 +16335,10 @@
         </w:rPr>
         <w:lastRenderedPageBreak/>
         <w:drawing>
-          <wp:inline distT="0" distB="0" distL="0" distR="0" wp14:anchorId="2954D6E2" wp14:editId="54327813">
-            <wp:extent cx="6332220" cy="3881120"/>
-            <wp:effectExtent l="0" t="0" r="0" b="5080"/>
-            <wp:docPr id="35" name="Gráfico 35" descr="La síntesis del componente formativo ABC del transporte de animales en pie, presenta un recorrido que inicia con la comprensión general de los procesos de cargue y descargue de animales en pie, abordando de manera progresiva los procedimientos, implementos, técnicas y métodos que sustentan una movilización ordenada y segura. Luego avanza hacia los principios de la gestión ambiental aplicados a la actividad, destacando la identificación de residuos y las prácticas básicas para su adecuada disposición. Finalmente, se orienta al estudio de las emergencias y contingencias que pueden surgir durante el transporte, integrando los protocolos de atención, las medidas de prevención y protección, así como las acciones necesarias para el manejo de novedades y la comunicación con los puestos de control del ICA, con el fin de asegurar una operación responsable y conforme a la normativa vigente."/>
+          <wp:inline distT="0" distB="0" distL="0" distR="0" wp14:anchorId="37B61818" wp14:editId="38D1E5DF">
+            <wp:extent cx="6308521" cy="5311368"/>
+            <wp:effectExtent l="0" t="0" r="0" b="3810"/>
+            <wp:docPr id="5" name="Imagen 5" descr="La síntesis del componente formativo ABC del transporte de animales en pie, presenta un recorrido que inicia con la comprensión general de los procesos de cargue y descargue de animales en pie, abordando de manera progresiva los procedimientos, implementos, técnicas y métodos que sustentan una movilización ordenada y segura. Luego avanza hacia los principios de la gestión ambiental aplicados a la actividad, destacando la identificación de residuos y las prácticas básicas para su adecuada disposición. Finalmente, se orienta al estudio de las emergencias y contingencias que pueden surgir durante el transporte, integrando los protocolos de atención, las medidas de prevención y protección, así como las acciones necesarias para el manejo de novedades y la comunicación con los puestos de control del ICA, con el fin de asegurar una operación responsable y conforme a la normativa vigente."/>
             <wp:cNvGraphicFramePr>
               <a:graphicFrameLocks xmlns:a="http://schemas.openxmlformats.org/drawingml/2006/main" noChangeAspect="1"/>
             </wp:cNvGraphicFramePr>
@@ -16327,8 +16346,10 @@
               <a:graphicData uri="http://schemas.openxmlformats.org/drawingml/2006/picture">
                 <pic:pic xmlns:pic="http://schemas.openxmlformats.org/drawingml/2006/picture">
                   <pic:nvPicPr>
-                    <pic:cNvPr id="35" name="Gráfico 35"/>
-                    <pic:cNvPicPr/>
+                    <pic:cNvPr id="0" name="Picture 2"/>
+                    <pic:cNvPicPr>
+                      <a:picLocks noChangeAspect="1" noChangeArrowheads="1"/>
+                    </pic:cNvPicPr>
                   </pic:nvPicPr>
                   <pic:blipFill>
                     <a:blip r:embed="rId18">
@@ -16336,23 +16357,22 @@
                         <a:ext uri="{28A0092B-C50C-407E-A947-70E740481C1C}">
                           <a14:useLocalDpi xmlns:a14="http://schemas.microsoft.com/office/drawing/2010/main" val="0"/>
                         </a:ext>
-                        <a:ext uri="{96DAC541-7B7A-43D3-8B79-37D633B846F1}">
-                          <asvg:svgBlip xmlns:asvg="http://schemas.microsoft.com/office/drawing/2016/SVG/main" r:embed="rId19"/>
-                        </a:ext>
                       </a:extLst>
                     </a:blip>
+                    <a:srcRect/>
                     <a:stretch>
                       <a:fillRect/>
                     </a:stretch>
                   </pic:blipFill>
-                  <pic:spPr>
+                  <pic:spPr bwMode="auto">
                     <a:xfrm>
                       <a:off x="0" y="0"/>
-                      <a:ext cx="6332220" cy="3881120"/>
+                      <a:ext cx="6321335" cy="5322156"/>
                     </a:xfrm>
                     <a:prstGeom prst="rect">
                       <a:avLst/>
                     </a:prstGeom>
+                    <a:noFill/>
                   </pic:spPr>
                 </pic:pic>
               </a:graphicData>
@@ -16375,12 +16395,12 @@
           <w:numId w:val="0"/>
         </w:numPr>
       </w:pPr>
-      <w:bookmarkStart w:id="21" w:name="_Toc221698919"/>
+      <w:bookmarkStart w:id="22" w:name="_Toc221698919"/>
       <w:r>
         <w:lastRenderedPageBreak/>
         <w:t>Material complementario</w:t>
       </w:r>
-      <w:bookmarkEnd w:id="21"/>
+      <w:bookmarkEnd w:id="22"/>
     </w:p>
     <w:tbl>
       <w:tblPr>
@@ -16504,7 +16524,6 @@
             </w:r>
           </w:p>
         </w:tc>
-        <w:bookmarkStart w:id="22" w:name="_GoBack"/>
         <w:tc>
           <w:tcPr>
             <w:tcW w:w="2879" w:type="dxa"/>
@@ -16514,29 +16533,15 @@
               <w:spacing w:beforeLines="160" w:before="384" w:afterLines="120" w:after="288"/>
               <w:ind w:firstLine="0"/>
             </w:pPr>
-            <w:r>
-              <w:fldChar w:fldCharType="begin"/>
-            </w:r>
-            <w:r>
-              <w:instrText xml:space="preserve"> HYPERLINK "https://www.ica.gov.co/getattachment/ab7e54ab-28a0-4c58-9a86-8ecc49fea4a9/2022R3040006915.aspx" </w:instrText>
-            </w:r>
-            <w:r>
-              <w:fldChar w:fldCharType="separate"/>
-            </w:r>
-            <w:r>
-              <w:rPr>
-                <w:rStyle w:val="Hipervnculo"/>
-              </w:rPr>
-              <w:t>https://www.ica.gov.co/getattachment/ab7e54ab-28a0-4c58-9a86-8ecc49fea4a9/2022R3040006915.aspx</w:t>
-            </w:r>
-            <w:r>
-              <w:rPr>
-                <w:rStyle w:val="Hipervnculo"/>
-              </w:rPr>
-              <w:fldChar w:fldCharType="end"/>
-            </w:r>
-          </w:p>
-          <w:bookmarkEnd w:id="22"/>
+            <w:hyperlink r:id="rId19" w:history="1">
+              <w:r>
+                <w:rPr>
+                  <w:rStyle w:val="Hipervnculo"/>
+                </w:rPr>
+                <w:t>https://www.ica.gov.co/getattachment/ab7e54ab-28a0-4c58-9a86-8ecc49fea4a9/2022R3040006915.aspx</w:t>
+              </w:r>
+            </w:hyperlink>
+          </w:p>
           <w:p>
             <w:pPr>
               <w:spacing w:beforeLines="160" w:before="384" w:afterLines="120" w:after="288"/>
@@ -16722,11 +16727,7 @@
               <w:ind w:firstLine="0"/>
             </w:pPr>
             <w:r>
-              <w:t>Ministerio del Trabajo. (2015, 26 de mayo). Decreto 1072 de 2015. Por medio del cual se expide el Decreto Único Reglamentario del Sector Trabajo. https://www.mintrabajo.gov.co/documents/2014</w:t>
-            </w:r>
-            <w:r>
-              <w:lastRenderedPageBreak/>
-              <w:t xml:space="preserve">7/0/DUR+SECTOR+TRABAJO+-+ACTUALIZACI%C3%93N+SEPTIEMBRE+2025.pdf/f7fb4e83-45d6-f65a-9b8b-25a8d3051338?t=1759317135496 </w:t>
+              <w:t xml:space="preserve">Ministerio del Trabajo. (2015, 26 de mayo). Decreto 1072 de 2015. Por medio del cual se expide el Decreto Único Reglamentario del Sector Trabajo. </w:t>
             </w:r>
           </w:p>
         </w:tc>
@@ -16740,7 +16741,6 @@
               <w:ind w:firstLine="0"/>
             </w:pPr>
             <w:r>
-              <w:lastRenderedPageBreak/>
               <w:t>Decreto</w:t>
             </w:r>
           </w:p>
@@ -18528,6 +18528,7 @@
         <w:docPartUnique/>
       </w:docPartObj>
     </w:sdtPr>
+    <w:sdtEndPr/>
     <w:sdtContent>
       <w:p>
         <w:pPr>
@@ -18555,6 +18556,7 @@
         <w:docPartUnique/>
       </w:docPartObj>
     </w:sdtPr>
+    <w:sdtEndPr/>
     <w:sdtContent>
       <w:p>
         <w:pPr>
@@ -18812,17 +18814,17 @@
   <w:abstractNum w:abstractNumId="2" w15:restartNumberingAfterBreak="0">
     <w:nsid w:val="00E91263"/>
     <w:multiLevelType w:val="hybridMultilevel"/>
-    <w:tmpl w:val="282CAA8E"/>
-    <w:lvl w:ilvl="0" w:tplc="240A000D">
+    <w:tmpl w:val="19D44406"/>
+    <w:lvl w:ilvl="0" w:tplc="240A0001">
       <w:start w:val="1"/>
       <w:numFmt w:val="bullet"/>
-      <w:lvlText w:val=""/>
+      <w:lvlText w:val=""/>
       <w:lvlJc w:val="left"/>
       <w:pPr>
         <w:ind w:left="1429" w:hanging="360"/>
       </w:pPr>
       <w:rPr>
-        <w:rFonts w:ascii="Wingdings" w:hAnsi="Wingdings" w:hint="default"/>
+        <w:rFonts w:ascii="Symbol" w:hAnsi="Symbol" w:hint="default"/>
       </w:rPr>
     </w:lvl>
     <w:lvl w:ilvl="1" w:tplc="240A0003" w:tentative="1">
@@ -18925,17 +18927,17 @@
   <w:abstractNum w:abstractNumId="3" w15:restartNumberingAfterBreak="0">
     <w:nsid w:val="03795966"/>
     <w:multiLevelType w:val="hybridMultilevel"/>
-    <w:tmpl w:val="9E56EB16"/>
-    <w:lvl w:ilvl="0" w:tplc="240A000D">
+    <w:tmpl w:val="56DE0826"/>
+    <w:lvl w:ilvl="0" w:tplc="240A0001">
       <w:start w:val="1"/>
       <w:numFmt w:val="bullet"/>
-      <w:lvlText w:val=""/>
+      <w:lvlText w:val=""/>
       <w:lvlJc w:val="left"/>
       <w:pPr>
         <w:ind w:left="1429" w:hanging="360"/>
       </w:pPr>
       <w:rPr>
-        <w:rFonts w:ascii="Wingdings" w:hAnsi="Wingdings" w:hint="default"/>
+        <w:rFonts w:ascii="Symbol" w:hAnsi="Symbol" w:hint="default"/>
       </w:rPr>
     </w:lvl>
     <w:lvl w:ilvl="1" w:tplc="240A0019" w:tentative="1">
@@ -19127,17 +19129,17 @@
   <w:abstractNum w:abstractNumId="5" w15:restartNumberingAfterBreak="0">
     <w:nsid w:val="066F075C"/>
     <w:multiLevelType w:val="hybridMultilevel"/>
-    <w:tmpl w:val="48D6CD00"/>
-    <w:lvl w:ilvl="0" w:tplc="240A000D">
+    <w:tmpl w:val="01B4D01E"/>
+    <w:lvl w:ilvl="0" w:tplc="240A0001">
       <w:start w:val="1"/>
       <w:numFmt w:val="bullet"/>
-      <w:lvlText w:val=""/>
+      <w:lvlText w:val=""/>
       <w:lvlJc w:val="left"/>
       <w:pPr>
         <w:ind w:left="1770" w:hanging="360"/>
       </w:pPr>
       <w:rPr>
-        <w:rFonts w:ascii="Wingdings" w:hAnsi="Wingdings" w:hint="default"/>
+        <w:rFonts w:ascii="Symbol" w:hAnsi="Symbol" w:hint="default"/>
         <w:sz w:val="28"/>
       </w:rPr>
     </w:lvl>
@@ -19241,17 +19243,17 @@
   <w:abstractNum w:abstractNumId="6" w15:restartNumberingAfterBreak="0">
     <w:nsid w:val="081C53D5"/>
     <w:multiLevelType w:val="hybridMultilevel"/>
-    <w:tmpl w:val="A76A0DF8"/>
-    <w:lvl w:ilvl="0" w:tplc="240A000D">
+    <w:tmpl w:val="D1D68AF0"/>
+    <w:lvl w:ilvl="0" w:tplc="240A0001">
       <w:start w:val="1"/>
       <w:numFmt w:val="bullet"/>
-      <w:lvlText w:val=""/>
+      <w:lvlText w:val=""/>
       <w:lvlJc w:val="left"/>
       <w:pPr>
         <w:ind w:left="1429" w:hanging="360"/>
       </w:pPr>
       <w:rPr>
-        <w:rFonts w:ascii="Wingdings" w:hAnsi="Wingdings" w:hint="default"/>
+        <w:rFonts w:ascii="Symbol" w:hAnsi="Symbol" w:hint="default"/>
       </w:rPr>
     </w:lvl>
     <w:lvl w:ilvl="1" w:tplc="240A0019" w:tentative="1">
@@ -19419,7 +19421,7 @@
   <w:abstractNum w:abstractNumId="8" w15:restartNumberingAfterBreak="0">
     <w:nsid w:val="08D44EAB"/>
     <w:multiLevelType w:val="hybridMultilevel"/>
-    <w:tmpl w:val="03BCA048"/>
+    <w:tmpl w:val="80B42016"/>
     <w:lvl w:ilvl="0" w:tplc="9B6E6928">
       <w:start w:val="1"/>
       <w:numFmt w:val="bullet"/>
@@ -19445,16 +19447,16 @@
         <w:rFonts w:ascii="Courier New" w:hAnsi="Courier New" w:cs="Courier New" w:hint="default"/>
       </w:rPr>
     </w:lvl>
-    <w:lvl w:ilvl="2" w:tplc="240A0001">
+    <w:lvl w:ilvl="2" w:tplc="240A0003">
       <w:start w:val="1"/>
       <w:numFmt w:val="bullet"/>
-      <w:lvlText w:val=""/>
+      <w:lvlText w:val="o"/>
       <w:lvlJc w:val="left"/>
       <w:pPr>
         <w:ind w:left="2160" w:hanging="360"/>
       </w:pPr>
       <w:rPr>
-        <w:rFonts w:ascii="Symbol" w:hAnsi="Symbol" w:hint="default"/>
+        <w:rFonts w:ascii="Courier New" w:hAnsi="Courier New" w:cs="Courier New" w:hint="default"/>
         <w:sz w:val="28"/>
       </w:rPr>
     </w:lvl>
@@ -19909,17 +19911,17 @@
   <w:abstractNum w:abstractNumId="13" w15:restartNumberingAfterBreak="0">
     <w:nsid w:val="14DB5B39"/>
     <w:multiLevelType w:val="hybridMultilevel"/>
-    <w:tmpl w:val="B47476E6"/>
-    <w:lvl w:ilvl="0" w:tplc="240A000D">
+    <w:tmpl w:val="9EEEBA3E"/>
+    <w:lvl w:ilvl="0" w:tplc="240A0001">
       <w:start w:val="1"/>
       <w:numFmt w:val="bullet"/>
-      <w:lvlText w:val=""/>
+      <w:lvlText w:val=""/>
       <w:lvlJc w:val="left"/>
       <w:pPr>
         <w:ind w:left="1429" w:hanging="360"/>
       </w:pPr>
       <w:rPr>
-        <w:rFonts w:ascii="Wingdings" w:hAnsi="Wingdings" w:hint="default"/>
+        <w:rFonts w:ascii="Symbol" w:hAnsi="Symbol" w:hint="default"/>
       </w:rPr>
     </w:lvl>
     <w:lvl w:ilvl="1" w:tplc="240A0019" w:tentative="1">
@@ -20112,17 +20114,17 @@
   <w:abstractNum w:abstractNumId="15" w15:restartNumberingAfterBreak="0">
     <w:nsid w:val="174E44CE"/>
     <w:multiLevelType w:val="hybridMultilevel"/>
-    <w:tmpl w:val="C8D6444E"/>
-    <w:lvl w:ilvl="0" w:tplc="240A000D">
-      <w:start w:val="1"/>
-      <w:numFmt w:val="bullet"/>
-      <w:lvlText w:val=""/>
+    <w:tmpl w:val="CE308260"/>
+    <w:lvl w:ilvl="0" w:tplc="240A0015">
+      <w:start w:val="1"/>
+      <w:numFmt w:val="upperLetter"/>
+      <w:lvlText w:val="%1."/>
       <w:lvlJc w:val="left"/>
       <w:pPr>
         <w:ind w:left="1429" w:hanging="360"/>
       </w:pPr>
       <w:rPr>
-        <w:rFonts w:ascii="Wingdings" w:hAnsi="Wingdings" w:hint="default"/>
+        <w:rFonts w:hint="default"/>
       </w:rPr>
     </w:lvl>
     <w:lvl w:ilvl="1" w:tplc="240A0019" w:tentative="1">
@@ -20662,17 +20664,17 @@
   <w:abstractNum w:abstractNumId="21" w15:restartNumberingAfterBreak="0">
     <w:nsid w:val="21C36329"/>
     <w:multiLevelType w:val="hybridMultilevel"/>
-    <w:tmpl w:val="DD7A0CF0"/>
-    <w:lvl w:ilvl="0" w:tplc="240A0001">
+    <w:tmpl w:val="CE5670AE"/>
+    <w:lvl w:ilvl="0" w:tplc="240A0003">
       <w:start w:val="1"/>
       <w:numFmt w:val="bullet"/>
-      <w:lvlText w:val=""/>
+      <w:lvlText w:val="o"/>
       <w:lvlJc w:val="left"/>
       <w:pPr>
         <w:ind w:left="1429" w:hanging="360"/>
       </w:pPr>
       <w:rPr>
-        <w:rFonts w:ascii="Symbol" w:hAnsi="Symbol" w:hint="default"/>
+        <w:rFonts w:ascii="Courier New" w:hAnsi="Courier New" w:cs="Courier New" w:hint="default"/>
         <w:sz w:val="28"/>
       </w:rPr>
     </w:lvl>
@@ -21061,7 +21063,7 @@
   <w:abstractNum w:abstractNumId="25" w15:restartNumberingAfterBreak="0">
     <w:nsid w:val="255E2F0E"/>
     <w:multiLevelType w:val="hybridMultilevel"/>
-    <w:tmpl w:val="52027D6C"/>
+    <w:tmpl w:val="AD30886C"/>
     <w:lvl w:ilvl="0" w:tplc="240A000D">
       <w:start w:val="1"/>
       <w:numFmt w:val="bullet"/>
@@ -21074,16 +21076,16 @@
         <w:rFonts w:ascii="Wingdings" w:hAnsi="Wingdings" w:hint="default"/>
       </w:rPr>
     </w:lvl>
-    <w:lvl w:ilvl="1" w:tplc="240A0001">
+    <w:lvl w:ilvl="1" w:tplc="240A0003">
       <w:start w:val="1"/>
       <w:numFmt w:val="bullet"/>
-      <w:lvlText w:val=""/>
+      <w:lvlText w:val="o"/>
       <w:lvlJc w:val="left"/>
       <w:pPr>
         <w:ind w:left="2149" w:hanging="360"/>
       </w:pPr>
       <w:rPr>
-        <w:rFonts w:ascii="Symbol" w:hAnsi="Symbol" w:hint="default"/>
+        <w:rFonts w:ascii="Courier New" w:hAnsi="Courier New" w:cs="Courier New" w:hint="default"/>
         <w:sz w:val="28"/>
       </w:rPr>
     </w:lvl>
@@ -21175,17 +21177,17 @@
   <w:abstractNum w:abstractNumId="26" w15:restartNumberingAfterBreak="0">
     <w:nsid w:val="25F44045"/>
     <w:multiLevelType w:val="hybridMultilevel"/>
-    <w:tmpl w:val="D08665BE"/>
-    <w:lvl w:ilvl="0" w:tplc="240A000D">
+    <w:tmpl w:val="0A466150"/>
+    <w:lvl w:ilvl="0" w:tplc="240A0001">
       <w:start w:val="1"/>
       <w:numFmt w:val="bullet"/>
-      <w:lvlText w:val=""/>
+      <w:lvlText w:val=""/>
       <w:lvlJc w:val="left"/>
       <w:pPr>
         <w:ind w:left="1429" w:hanging="360"/>
       </w:pPr>
       <w:rPr>
-        <w:rFonts w:ascii="Wingdings" w:hAnsi="Wingdings" w:hint="default"/>
+        <w:rFonts w:ascii="Symbol" w:hAnsi="Symbol" w:hint="default"/>
       </w:rPr>
     </w:lvl>
     <w:lvl w:ilvl="1" w:tplc="240A0003" w:tentative="1">
@@ -21288,17 +21290,17 @@
   <w:abstractNum w:abstractNumId="27" w15:restartNumberingAfterBreak="0">
     <w:nsid w:val="2CC423D2"/>
     <w:multiLevelType w:val="hybridMultilevel"/>
-    <w:tmpl w:val="E912F866"/>
-    <w:lvl w:ilvl="0" w:tplc="240A000D">
+    <w:tmpl w:val="A8C8A664"/>
+    <w:lvl w:ilvl="0" w:tplc="240A0001">
       <w:start w:val="1"/>
       <w:numFmt w:val="bullet"/>
-      <w:lvlText w:val=""/>
+      <w:lvlText w:val=""/>
       <w:lvlJc w:val="left"/>
       <w:pPr>
         <w:ind w:left="1429" w:hanging="360"/>
       </w:pPr>
       <w:rPr>
-        <w:rFonts w:ascii="Wingdings" w:hAnsi="Wingdings" w:hint="default"/>
+        <w:rFonts w:ascii="Symbol" w:hAnsi="Symbol" w:hint="default"/>
       </w:rPr>
     </w:lvl>
     <w:lvl w:ilvl="1" w:tplc="240A0019" w:tentative="1">
@@ -21755,6 +21757,120 @@
     </w:lvl>
   </w:abstractNum>
   <w:abstractNum w:abstractNumId="32" w15:restartNumberingAfterBreak="0">
+    <w:nsid w:val="4005528E"/>
+    <w:multiLevelType w:val="hybridMultilevel"/>
+    <w:tmpl w:val="C7A48520"/>
+    <w:lvl w:ilvl="0" w:tplc="240A0003">
+      <w:start w:val="1"/>
+      <w:numFmt w:val="bullet"/>
+      <w:lvlText w:val="o"/>
+      <w:lvlJc w:val="left"/>
+      <w:pPr>
+        <w:ind w:left="1776" w:hanging="360"/>
+      </w:pPr>
+      <w:rPr>
+        <w:rFonts w:ascii="Courier New" w:hAnsi="Courier New" w:cs="Courier New" w:hint="default"/>
+        <w:sz w:val="28"/>
+      </w:rPr>
+    </w:lvl>
+    <w:lvl w:ilvl="1" w:tplc="240A0003" w:tentative="1">
+      <w:start w:val="1"/>
+      <w:numFmt w:val="bullet"/>
+      <w:lvlText w:val="o"/>
+      <w:lvlJc w:val="left"/>
+      <w:pPr>
+        <w:ind w:left="2496" w:hanging="360"/>
+      </w:pPr>
+      <w:rPr>
+        <w:rFonts w:ascii="Courier New" w:hAnsi="Courier New" w:cs="Courier New" w:hint="default"/>
+      </w:rPr>
+    </w:lvl>
+    <w:lvl w:ilvl="2" w:tplc="240A0005" w:tentative="1">
+      <w:start w:val="1"/>
+      <w:numFmt w:val="bullet"/>
+      <w:lvlText w:val=""/>
+      <w:lvlJc w:val="left"/>
+      <w:pPr>
+        <w:ind w:left="3216" w:hanging="360"/>
+      </w:pPr>
+      <w:rPr>
+        <w:rFonts w:ascii="Wingdings" w:hAnsi="Wingdings" w:hint="default"/>
+      </w:rPr>
+    </w:lvl>
+    <w:lvl w:ilvl="3" w:tplc="240A0001" w:tentative="1">
+      <w:start w:val="1"/>
+      <w:numFmt w:val="bullet"/>
+      <w:lvlText w:val=""/>
+      <w:lvlJc w:val="left"/>
+      <w:pPr>
+        <w:ind w:left="3936" w:hanging="360"/>
+      </w:pPr>
+      <w:rPr>
+        <w:rFonts w:ascii="Symbol" w:hAnsi="Symbol" w:hint="default"/>
+      </w:rPr>
+    </w:lvl>
+    <w:lvl w:ilvl="4" w:tplc="240A0003" w:tentative="1">
+      <w:start w:val="1"/>
+      <w:numFmt w:val="bullet"/>
+      <w:lvlText w:val="o"/>
+      <w:lvlJc w:val="left"/>
+      <w:pPr>
+        <w:ind w:left="4656" w:hanging="360"/>
+      </w:pPr>
+      <w:rPr>
+        <w:rFonts w:ascii="Courier New" w:hAnsi="Courier New" w:cs="Courier New" w:hint="default"/>
+      </w:rPr>
+    </w:lvl>
+    <w:lvl w:ilvl="5" w:tplc="240A0005" w:tentative="1">
+      <w:start w:val="1"/>
+      <w:numFmt w:val="bullet"/>
+      <w:lvlText w:val=""/>
+      <w:lvlJc w:val="left"/>
+      <w:pPr>
+        <w:ind w:left="5376" w:hanging="360"/>
+      </w:pPr>
+      <w:rPr>
+        <w:rFonts w:ascii="Wingdings" w:hAnsi="Wingdings" w:hint="default"/>
+      </w:rPr>
+    </w:lvl>
+    <w:lvl w:ilvl="6" w:tplc="240A0001" w:tentative="1">
+      <w:start w:val="1"/>
+      <w:numFmt w:val="bullet"/>
+      <w:lvlText w:val=""/>
+      <w:lvlJc w:val="left"/>
+      <w:pPr>
+        <w:ind w:left="6096" w:hanging="360"/>
+      </w:pPr>
+      <w:rPr>
+        <w:rFonts w:ascii="Symbol" w:hAnsi="Symbol" w:hint="default"/>
+      </w:rPr>
+    </w:lvl>
+    <w:lvl w:ilvl="7" w:tplc="240A0003" w:tentative="1">
+      <w:start w:val="1"/>
+      <w:numFmt w:val="bullet"/>
+      <w:lvlText w:val="o"/>
+      <w:lvlJc w:val="left"/>
+      <w:pPr>
+        <w:ind w:left="6816" w:hanging="360"/>
+      </w:pPr>
+      <w:rPr>
+        <w:rFonts w:ascii="Courier New" w:hAnsi="Courier New" w:cs="Courier New" w:hint="default"/>
+      </w:rPr>
+    </w:lvl>
+    <w:lvl w:ilvl="8" w:tplc="240A0005" w:tentative="1">
+      <w:start w:val="1"/>
+      <w:numFmt w:val="bullet"/>
+      <w:lvlText w:val=""/>
+      <w:lvlJc w:val="left"/>
+      <w:pPr>
+        <w:ind w:left="7536" w:hanging="360"/>
+      </w:pPr>
+      <w:rPr>
+        <w:rFonts w:ascii="Wingdings" w:hAnsi="Wingdings" w:hint="default"/>
+      </w:rPr>
+    </w:lvl>
+  </w:abstractNum>
+  <w:abstractNum w:abstractNumId="33" w15:restartNumberingAfterBreak="0">
     <w:nsid w:val="448D13C7"/>
     <w:multiLevelType w:val="hybridMultilevel"/>
     <w:tmpl w:val="4CA4A0EA"/>
@@ -21840,7 +21956,7 @@
       </w:pPr>
     </w:lvl>
   </w:abstractNum>
-  <w:abstractNum w:abstractNumId="33" w15:restartNumberingAfterBreak="0">
+  <w:abstractNum w:abstractNumId="34" w15:restartNumberingAfterBreak="0">
     <w:nsid w:val="454477E0"/>
     <w:multiLevelType w:val="hybridMultilevel"/>
     <w:tmpl w:val="9816ECC6"/>
@@ -21926,7 +22042,7 @@
       </w:pPr>
     </w:lvl>
   </w:abstractNum>
-  <w:abstractNum w:abstractNumId="34" w15:restartNumberingAfterBreak="0">
+  <w:abstractNum w:abstractNumId="35" w15:restartNumberingAfterBreak="0">
     <w:nsid w:val="467F49A6"/>
     <w:multiLevelType w:val="multilevel"/>
     <w:tmpl w:val="D2E64B38"/>
@@ -22013,20 +22129,20 @@
       </w:pPr>
     </w:lvl>
   </w:abstractNum>
-  <w:abstractNum w:abstractNumId="35" w15:restartNumberingAfterBreak="0">
+  <w:abstractNum w:abstractNumId="36" w15:restartNumberingAfterBreak="0">
     <w:nsid w:val="46A850FA"/>
     <w:multiLevelType w:val="hybridMultilevel"/>
-    <w:tmpl w:val="AC98B4E0"/>
-    <w:lvl w:ilvl="0" w:tplc="240A0001">
+    <w:tmpl w:val="9468F85A"/>
+    <w:lvl w:ilvl="0" w:tplc="240A0003">
       <w:start w:val="1"/>
       <w:numFmt w:val="bullet"/>
-      <w:lvlText w:val=""/>
+      <w:lvlText w:val="o"/>
       <w:lvlJc w:val="left"/>
       <w:pPr>
         <w:ind w:left="1429" w:hanging="360"/>
       </w:pPr>
       <w:rPr>
-        <w:rFonts w:ascii="Symbol" w:hAnsi="Symbol" w:hint="default"/>
+        <w:rFonts w:ascii="Courier New" w:hAnsi="Courier New" w:cs="Courier New" w:hint="default"/>
         <w:sz w:val="28"/>
       </w:rPr>
     </w:lvl>
@@ -22127,20 +22243,20 @@
       </w:rPr>
     </w:lvl>
   </w:abstractNum>
-  <w:abstractNum w:abstractNumId="36" w15:restartNumberingAfterBreak="0">
+  <w:abstractNum w:abstractNumId="37" w15:restartNumberingAfterBreak="0">
     <w:nsid w:val="4E1832E7"/>
     <w:multiLevelType w:val="hybridMultilevel"/>
-    <w:tmpl w:val="FC5E39E2"/>
-    <w:lvl w:ilvl="0" w:tplc="240A000D">
+    <w:tmpl w:val="16D8CA3C"/>
+    <w:lvl w:ilvl="0" w:tplc="240A0001">
       <w:start w:val="1"/>
       <w:numFmt w:val="bullet"/>
-      <w:lvlText w:val=""/>
+      <w:lvlText w:val=""/>
       <w:lvlJc w:val="left"/>
       <w:pPr>
         <w:ind w:left="1429" w:hanging="360"/>
       </w:pPr>
       <w:rPr>
-        <w:rFonts w:ascii="Wingdings" w:hAnsi="Wingdings" w:hint="default"/>
+        <w:rFonts w:ascii="Symbol" w:hAnsi="Symbol" w:hint="default"/>
       </w:rPr>
     </w:lvl>
     <w:lvl w:ilvl="1" w:tplc="240A0019" w:tentative="1">
@@ -22216,7 +22332,7 @@
       </w:pPr>
     </w:lvl>
   </w:abstractNum>
-  <w:abstractNum w:abstractNumId="37" w15:restartNumberingAfterBreak="0">
+  <w:abstractNum w:abstractNumId="38" w15:restartNumberingAfterBreak="0">
     <w:nsid w:val="4EBE1EF6"/>
     <w:multiLevelType w:val="hybridMultilevel"/>
     <w:tmpl w:val="F6A60586"/>
@@ -22309,120 +22425,120 @@
       </w:pPr>
     </w:lvl>
   </w:abstractNum>
-  <w:abstractNum w:abstractNumId="38" w15:restartNumberingAfterBreak="0">
+  <w:abstractNum w:abstractNumId="39" w15:restartNumberingAfterBreak="0">
     <w:nsid w:val="5201468F"/>
     <w:multiLevelType w:val="hybridMultilevel"/>
-    <w:tmpl w:val="F972197C"/>
-    <w:lvl w:ilvl="0" w:tplc="240A000D">
+    <w:tmpl w:val="A43C0FD4"/>
+    <w:lvl w:ilvl="0" w:tplc="240A0001">
       <w:start w:val="1"/>
       <w:numFmt w:val="bullet"/>
-      <w:lvlText w:val=""/>
+      <w:lvlText w:val=""/>
       <w:lvlJc w:val="left"/>
       <w:pPr>
         <w:ind w:left="1429" w:hanging="360"/>
+      </w:pPr>
+      <w:rPr>
+        <w:rFonts w:ascii="Symbol" w:hAnsi="Symbol" w:hint="default"/>
+      </w:rPr>
+    </w:lvl>
+    <w:lvl w:ilvl="1" w:tplc="240A0003" w:tentative="1">
+      <w:start w:val="1"/>
+      <w:numFmt w:val="bullet"/>
+      <w:lvlText w:val="o"/>
+      <w:lvlJc w:val="left"/>
+      <w:pPr>
+        <w:ind w:left="2149" w:hanging="360"/>
+      </w:pPr>
+      <w:rPr>
+        <w:rFonts w:ascii="Courier New" w:hAnsi="Courier New" w:cs="Courier New" w:hint="default"/>
+      </w:rPr>
+    </w:lvl>
+    <w:lvl w:ilvl="2" w:tplc="240A0005" w:tentative="1">
+      <w:start w:val="1"/>
+      <w:numFmt w:val="bullet"/>
+      <w:lvlText w:val=""/>
+      <w:lvlJc w:val="left"/>
+      <w:pPr>
+        <w:ind w:left="2869" w:hanging="360"/>
       </w:pPr>
       <w:rPr>
         <w:rFonts w:ascii="Wingdings" w:hAnsi="Wingdings" w:hint="default"/>
       </w:rPr>
     </w:lvl>
-    <w:lvl w:ilvl="1" w:tplc="240A0003" w:tentative="1">
+    <w:lvl w:ilvl="3" w:tplc="240A0001" w:tentative="1">
+      <w:start w:val="1"/>
+      <w:numFmt w:val="bullet"/>
+      <w:lvlText w:val=""/>
+      <w:lvlJc w:val="left"/>
+      <w:pPr>
+        <w:ind w:left="3589" w:hanging="360"/>
+      </w:pPr>
+      <w:rPr>
+        <w:rFonts w:ascii="Symbol" w:hAnsi="Symbol" w:hint="default"/>
+      </w:rPr>
+    </w:lvl>
+    <w:lvl w:ilvl="4" w:tplc="240A0003" w:tentative="1">
       <w:start w:val="1"/>
       <w:numFmt w:val="bullet"/>
       <w:lvlText w:val="o"/>
       <w:lvlJc w:val="left"/>
       <w:pPr>
-        <w:ind w:left="2149" w:hanging="360"/>
+        <w:ind w:left="4309" w:hanging="360"/>
       </w:pPr>
       <w:rPr>
         <w:rFonts w:ascii="Courier New" w:hAnsi="Courier New" w:cs="Courier New" w:hint="default"/>
       </w:rPr>
     </w:lvl>
-    <w:lvl w:ilvl="2" w:tplc="240A0005" w:tentative="1">
+    <w:lvl w:ilvl="5" w:tplc="240A0005" w:tentative="1">
       <w:start w:val="1"/>
       <w:numFmt w:val="bullet"/>
       <w:lvlText w:val=""/>
       <w:lvlJc w:val="left"/>
       <w:pPr>
-        <w:ind w:left="2869" w:hanging="360"/>
+        <w:ind w:left="5029" w:hanging="360"/>
       </w:pPr>
       <w:rPr>
         <w:rFonts w:ascii="Wingdings" w:hAnsi="Wingdings" w:hint="default"/>
       </w:rPr>
     </w:lvl>
-    <w:lvl w:ilvl="3" w:tplc="240A0001" w:tentative="1">
+    <w:lvl w:ilvl="6" w:tplc="240A0001" w:tentative="1">
       <w:start w:val="1"/>
       <w:numFmt w:val="bullet"/>
       <w:lvlText w:val=""/>
       <w:lvlJc w:val="left"/>
       <w:pPr>
-        <w:ind w:left="3589" w:hanging="360"/>
+        <w:ind w:left="5749" w:hanging="360"/>
       </w:pPr>
       <w:rPr>
         <w:rFonts w:ascii="Symbol" w:hAnsi="Symbol" w:hint="default"/>
       </w:rPr>
     </w:lvl>
-    <w:lvl w:ilvl="4" w:tplc="240A0003" w:tentative="1">
+    <w:lvl w:ilvl="7" w:tplc="240A0003" w:tentative="1">
       <w:start w:val="1"/>
       <w:numFmt w:val="bullet"/>
       <w:lvlText w:val="o"/>
       <w:lvlJc w:val="left"/>
       <w:pPr>
-        <w:ind w:left="4309" w:hanging="360"/>
+        <w:ind w:left="6469" w:hanging="360"/>
       </w:pPr>
       <w:rPr>
         <w:rFonts w:ascii="Courier New" w:hAnsi="Courier New" w:cs="Courier New" w:hint="default"/>
       </w:rPr>
     </w:lvl>
-    <w:lvl w:ilvl="5" w:tplc="240A0005" w:tentative="1">
+    <w:lvl w:ilvl="8" w:tplc="240A0005" w:tentative="1">
       <w:start w:val="1"/>
       <w:numFmt w:val="bullet"/>
       <w:lvlText w:val=""/>
       <w:lvlJc w:val="left"/>
       <w:pPr>
-        <w:ind w:left="5029" w:hanging="360"/>
+        <w:ind w:left="7189" w:hanging="360"/>
       </w:pPr>
       <w:rPr>
         <w:rFonts w:ascii="Wingdings" w:hAnsi="Wingdings" w:hint="default"/>
       </w:rPr>
     </w:lvl>
-    <w:lvl w:ilvl="6" w:tplc="240A0001" w:tentative="1">
-      <w:start w:val="1"/>
-      <w:numFmt w:val="bullet"/>
-      <w:lvlText w:val=""/>
-      <w:lvlJc w:val="left"/>
-      <w:pPr>
-        <w:ind w:left="5749" w:hanging="360"/>
-      </w:pPr>
-      <w:rPr>
-        <w:rFonts w:ascii="Symbol" w:hAnsi="Symbol" w:hint="default"/>
-      </w:rPr>
-    </w:lvl>
-    <w:lvl w:ilvl="7" w:tplc="240A0003" w:tentative="1">
-      <w:start w:val="1"/>
-      <w:numFmt w:val="bullet"/>
-      <w:lvlText w:val="o"/>
-      <w:lvlJc w:val="left"/>
-      <w:pPr>
-        <w:ind w:left="6469" w:hanging="360"/>
-      </w:pPr>
-      <w:rPr>
-        <w:rFonts w:ascii="Courier New" w:hAnsi="Courier New" w:cs="Courier New" w:hint="default"/>
-      </w:rPr>
-    </w:lvl>
-    <w:lvl w:ilvl="8" w:tplc="240A0005" w:tentative="1">
-      <w:start w:val="1"/>
-      <w:numFmt w:val="bullet"/>
-      <w:lvlText w:val=""/>
-      <w:lvlJc w:val="left"/>
-      <w:pPr>
-        <w:ind w:left="7189" w:hanging="360"/>
-      </w:pPr>
-      <w:rPr>
-        <w:rFonts w:ascii="Wingdings" w:hAnsi="Wingdings" w:hint="default"/>
-      </w:rPr>
-    </w:lvl>
   </w:abstractNum>
-  <w:abstractNum w:abstractNumId="39" w15:restartNumberingAfterBreak="0">
+  <w:abstractNum w:abstractNumId="40" w15:restartNumberingAfterBreak="0">
     <w:nsid w:val="540B6B34"/>
     <w:multiLevelType w:val="hybridMultilevel"/>
     <w:tmpl w:val="AF9208D0"/>
@@ -22508,7 +22624,7 @@
       </w:pPr>
     </w:lvl>
   </w:abstractNum>
-  <w:abstractNum w:abstractNumId="40" w15:restartNumberingAfterBreak="0">
+  <w:abstractNum w:abstractNumId="41" w15:restartNumberingAfterBreak="0">
     <w:nsid w:val="55FF62BE"/>
     <w:multiLevelType w:val="hybridMultilevel"/>
     <w:tmpl w:val="57FAA4A0"/>
@@ -22622,209 +22738,209 @@
       </w:rPr>
     </w:lvl>
   </w:abstractNum>
-  <w:abstractNum w:abstractNumId="41" w15:restartNumberingAfterBreak="0">
+  <w:abstractNum w:abstractNumId="42" w15:restartNumberingAfterBreak="0">
     <w:nsid w:val="576B7673"/>
     <w:multiLevelType w:val="hybridMultilevel"/>
-    <w:tmpl w:val="CA6ACC6A"/>
-    <w:lvl w:ilvl="0" w:tplc="240A000D">
+    <w:tmpl w:val="0E5C51A0"/>
+    <w:lvl w:ilvl="0" w:tplc="240A0001">
       <w:start w:val="1"/>
       <w:numFmt w:val="bullet"/>
-      <w:lvlText w:val=""/>
+      <w:lvlText w:val=""/>
       <w:lvlJc w:val="left"/>
       <w:pPr>
         <w:ind w:left="1429" w:hanging="360"/>
+      </w:pPr>
+      <w:rPr>
+        <w:rFonts w:ascii="Symbol" w:hAnsi="Symbol" w:hint="default"/>
+      </w:rPr>
+    </w:lvl>
+    <w:lvl w:ilvl="1" w:tplc="240A0019" w:tentative="1">
+      <w:start w:val="1"/>
+      <w:numFmt w:val="lowerLetter"/>
+      <w:lvlText w:val="%2."/>
+      <w:lvlJc w:val="left"/>
+      <w:pPr>
+        <w:ind w:left="2149" w:hanging="360"/>
+      </w:pPr>
+    </w:lvl>
+    <w:lvl w:ilvl="2" w:tplc="240A001B" w:tentative="1">
+      <w:start w:val="1"/>
+      <w:numFmt w:val="lowerRoman"/>
+      <w:lvlText w:val="%3."/>
+      <w:lvlJc w:val="right"/>
+      <w:pPr>
+        <w:ind w:left="2869" w:hanging="180"/>
+      </w:pPr>
+    </w:lvl>
+    <w:lvl w:ilvl="3" w:tplc="240A000F" w:tentative="1">
+      <w:start w:val="1"/>
+      <w:numFmt w:val="decimal"/>
+      <w:lvlText w:val="%4."/>
+      <w:lvlJc w:val="left"/>
+      <w:pPr>
+        <w:ind w:left="3589" w:hanging="360"/>
+      </w:pPr>
+    </w:lvl>
+    <w:lvl w:ilvl="4" w:tplc="240A0019" w:tentative="1">
+      <w:start w:val="1"/>
+      <w:numFmt w:val="lowerLetter"/>
+      <w:lvlText w:val="%5."/>
+      <w:lvlJc w:val="left"/>
+      <w:pPr>
+        <w:ind w:left="4309" w:hanging="360"/>
+      </w:pPr>
+    </w:lvl>
+    <w:lvl w:ilvl="5" w:tplc="240A001B" w:tentative="1">
+      <w:start w:val="1"/>
+      <w:numFmt w:val="lowerRoman"/>
+      <w:lvlText w:val="%6."/>
+      <w:lvlJc w:val="right"/>
+      <w:pPr>
+        <w:ind w:left="5029" w:hanging="180"/>
+      </w:pPr>
+    </w:lvl>
+    <w:lvl w:ilvl="6" w:tplc="240A000F" w:tentative="1">
+      <w:start w:val="1"/>
+      <w:numFmt w:val="decimal"/>
+      <w:lvlText w:val="%7."/>
+      <w:lvlJc w:val="left"/>
+      <w:pPr>
+        <w:ind w:left="5749" w:hanging="360"/>
+      </w:pPr>
+    </w:lvl>
+    <w:lvl w:ilvl="7" w:tplc="240A0019" w:tentative="1">
+      <w:start w:val="1"/>
+      <w:numFmt w:val="lowerLetter"/>
+      <w:lvlText w:val="%8."/>
+      <w:lvlJc w:val="left"/>
+      <w:pPr>
+        <w:ind w:left="6469" w:hanging="360"/>
+      </w:pPr>
+    </w:lvl>
+    <w:lvl w:ilvl="8" w:tplc="240A001B" w:tentative="1">
+      <w:start w:val="1"/>
+      <w:numFmt w:val="lowerRoman"/>
+      <w:lvlText w:val="%9."/>
+      <w:lvlJc w:val="right"/>
+      <w:pPr>
+        <w:ind w:left="7189" w:hanging="180"/>
+      </w:pPr>
+    </w:lvl>
+  </w:abstractNum>
+  <w:abstractNum w:abstractNumId="43" w15:restartNumberingAfterBreak="0">
+    <w:nsid w:val="58DE7A60"/>
+    <w:multiLevelType w:val="hybridMultilevel"/>
+    <w:tmpl w:val="5816E08C"/>
+    <w:lvl w:ilvl="0" w:tplc="240A0001">
+      <w:start w:val="1"/>
+      <w:numFmt w:val="bullet"/>
+      <w:lvlText w:val=""/>
+      <w:lvlJc w:val="left"/>
+      <w:pPr>
+        <w:ind w:left="1429" w:hanging="360"/>
+      </w:pPr>
+      <w:rPr>
+        <w:rFonts w:ascii="Symbol" w:hAnsi="Symbol" w:hint="default"/>
+      </w:rPr>
+    </w:lvl>
+    <w:lvl w:ilvl="1" w:tplc="240A0003" w:tentative="1">
+      <w:start w:val="1"/>
+      <w:numFmt w:val="bullet"/>
+      <w:lvlText w:val="o"/>
+      <w:lvlJc w:val="left"/>
+      <w:pPr>
+        <w:ind w:left="2149" w:hanging="360"/>
+      </w:pPr>
+      <w:rPr>
+        <w:rFonts w:ascii="Courier New" w:hAnsi="Courier New" w:cs="Courier New" w:hint="default"/>
+      </w:rPr>
+    </w:lvl>
+    <w:lvl w:ilvl="2" w:tplc="240A0005" w:tentative="1">
+      <w:start w:val="1"/>
+      <w:numFmt w:val="bullet"/>
+      <w:lvlText w:val=""/>
+      <w:lvlJc w:val="left"/>
+      <w:pPr>
+        <w:ind w:left="2869" w:hanging="360"/>
       </w:pPr>
       <w:rPr>
         <w:rFonts w:ascii="Wingdings" w:hAnsi="Wingdings" w:hint="default"/>
       </w:rPr>
     </w:lvl>
-    <w:lvl w:ilvl="1" w:tplc="240A0019" w:tentative="1">
-      <w:start w:val="1"/>
-      <w:numFmt w:val="lowerLetter"/>
-      <w:lvlText w:val="%2."/>
-      <w:lvlJc w:val="left"/>
-      <w:pPr>
-        <w:ind w:left="2149" w:hanging="360"/>
-      </w:pPr>
-    </w:lvl>
-    <w:lvl w:ilvl="2" w:tplc="240A001B" w:tentative="1">
-      <w:start w:val="1"/>
-      <w:numFmt w:val="lowerRoman"/>
-      <w:lvlText w:val="%3."/>
-      <w:lvlJc w:val="right"/>
-      <w:pPr>
-        <w:ind w:left="2869" w:hanging="180"/>
-      </w:pPr>
-    </w:lvl>
-    <w:lvl w:ilvl="3" w:tplc="240A000F" w:tentative="1">
-      <w:start w:val="1"/>
-      <w:numFmt w:val="decimal"/>
-      <w:lvlText w:val="%4."/>
+    <w:lvl w:ilvl="3" w:tplc="240A0001" w:tentative="1">
+      <w:start w:val="1"/>
+      <w:numFmt w:val="bullet"/>
+      <w:lvlText w:val=""/>
       <w:lvlJc w:val="left"/>
       <w:pPr>
         <w:ind w:left="3589" w:hanging="360"/>
       </w:pPr>
-    </w:lvl>
-    <w:lvl w:ilvl="4" w:tplc="240A0019" w:tentative="1">
-      <w:start w:val="1"/>
-      <w:numFmt w:val="lowerLetter"/>
-      <w:lvlText w:val="%5."/>
+      <w:rPr>
+        <w:rFonts w:ascii="Symbol" w:hAnsi="Symbol" w:hint="default"/>
+      </w:rPr>
+    </w:lvl>
+    <w:lvl w:ilvl="4" w:tplc="240A0003" w:tentative="1">
+      <w:start w:val="1"/>
+      <w:numFmt w:val="bullet"/>
+      <w:lvlText w:val="o"/>
       <w:lvlJc w:val="left"/>
       <w:pPr>
         <w:ind w:left="4309" w:hanging="360"/>
       </w:pPr>
-    </w:lvl>
-    <w:lvl w:ilvl="5" w:tplc="240A001B" w:tentative="1">
-      <w:start w:val="1"/>
-      <w:numFmt w:val="lowerRoman"/>
-      <w:lvlText w:val="%6."/>
-      <w:lvlJc w:val="right"/>
-      <w:pPr>
-        <w:ind w:left="5029" w:hanging="180"/>
-      </w:pPr>
-    </w:lvl>
-    <w:lvl w:ilvl="6" w:tplc="240A000F" w:tentative="1">
-      <w:start w:val="1"/>
-      <w:numFmt w:val="decimal"/>
-      <w:lvlText w:val="%7."/>
-      <w:lvlJc w:val="left"/>
-      <w:pPr>
-        <w:ind w:left="5749" w:hanging="360"/>
-      </w:pPr>
-    </w:lvl>
-    <w:lvl w:ilvl="7" w:tplc="240A0019" w:tentative="1">
-      <w:start w:val="1"/>
-      <w:numFmt w:val="lowerLetter"/>
-      <w:lvlText w:val="%8."/>
-      <w:lvlJc w:val="left"/>
-      <w:pPr>
-        <w:ind w:left="6469" w:hanging="360"/>
-      </w:pPr>
-    </w:lvl>
-    <w:lvl w:ilvl="8" w:tplc="240A001B" w:tentative="1">
-      <w:start w:val="1"/>
-      <w:numFmt w:val="lowerRoman"/>
-      <w:lvlText w:val="%9."/>
-      <w:lvlJc w:val="right"/>
-      <w:pPr>
-        <w:ind w:left="7189" w:hanging="180"/>
-      </w:pPr>
-    </w:lvl>
-  </w:abstractNum>
-  <w:abstractNum w:abstractNumId="42" w15:restartNumberingAfterBreak="0">
-    <w:nsid w:val="58DE7A60"/>
-    <w:multiLevelType w:val="hybridMultilevel"/>
-    <w:tmpl w:val="5A1671EE"/>
-    <w:lvl w:ilvl="0" w:tplc="240A000D">
+      <w:rPr>
+        <w:rFonts w:ascii="Courier New" w:hAnsi="Courier New" w:cs="Courier New" w:hint="default"/>
+      </w:rPr>
+    </w:lvl>
+    <w:lvl w:ilvl="5" w:tplc="240A0005" w:tentative="1">
       <w:start w:val="1"/>
       <w:numFmt w:val="bullet"/>
-      <w:lvlText w:val=""/>
-      <w:lvlJc w:val="left"/>
-      <w:pPr>
-        <w:ind w:left="1429" w:hanging="360"/>
+      <w:lvlText w:val=""/>
+      <w:lvlJc w:val="left"/>
+      <w:pPr>
+        <w:ind w:left="5029" w:hanging="360"/>
       </w:pPr>
       <w:rPr>
         <w:rFonts w:ascii="Wingdings" w:hAnsi="Wingdings" w:hint="default"/>
       </w:rPr>
     </w:lvl>
-    <w:lvl w:ilvl="1" w:tplc="240A0003" w:tentative="1">
+    <w:lvl w:ilvl="6" w:tplc="240A0001" w:tentative="1">
+      <w:start w:val="1"/>
+      <w:numFmt w:val="bullet"/>
+      <w:lvlText w:val=""/>
+      <w:lvlJc w:val="left"/>
+      <w:pPr>
+        <w:ind w:left="5749" w:hanging="360"/>
+      </w:pPr>
+      <w:rPr>
+        <w:rFonts w:ascii="Symbol" w:hAnsi="Symbol" w:hint="default"/>
+      </w:rPr>
+    </w:lvl>
+    <w:lvl w:ilvl="7" w:tplc="240A0003" w:tentative="1">
       <w:start w:val="1"/>
       <w:numFmt w:val="bullet"/>
       <w:lvlText w:val="o"/>
       <w:lvlJc w:val="left"/>
       <w:pPr>
-        <w:ind w:left="2149" w:hanging="360"/>
+        <w:ind w:left="6469" w:hanging="360"/>
       </w:pPr>
       <w:rPr>
         <w:rFonts w:ascii="Courier New" w:hAnsi="Courier New" w:cs="Courier New" w:hint="default"/>
       </w:rPr>
     </w:lvl>
-    <w:lvl w:ilvl="2" w:tplc="240A0005" w:tentative="1">
+    <w:lvl w:ilvl="8" w:tplc="240A0005" w:tentative="1">
       <w:start w:val="1"/>
       <w:numFmt w:val="bullet"/>
       <w:lvlText w:val=""/>
       <w:lvlJc w:val="left"/>
       <w:pPr>
-        <w:ind w:left="2869" w:hanging="360"/>
+        <w:ind w:left="7189" w:hanging="360"/>
       </w:pPr>
       <w:rPr>
         <w:rFonts w:ascii="Wingdings" w:hAnsi="Wingdings" w:hint="default"/>
       </w:rPr>
     </w:lvl>
-    <w:lvl w:ilvl="3" w:tplc="240A0001" w:tentative="1">
-      <w:start w:val="1"/>
-      <w:numFmt w:val="bullet"/>
-      <w:lvlText w:val=""/>
-      <w:lvlJc w:val="left"/>
-      <w:pPr>
-        <w:ind w:left="3589" w:hanging="360"/>
-      </w:pPr>
-      <w:rPr>
-        <w:rFonts w:ascii="Symbol" w:hAnsi="Symbol" w:hint="default"/>
-      </w:rPr>
-    </w:lvl>
-    <w:lvl w:ilvl="4" w:tplc="240A0003" w:tentative="1">
-      <w:start w:val="1"/>
-      <w:numFmt w:val="bullet"/>
-      <w:lvlText w:val="o"/>
-      <w:lvlJc w:val="left"/>
-      <w:pPr>
-        <w:ind w:left="4309" w:hanging="360"/>
-      </w:pPr>
-      <w:rPr>
-        <w:rFonts w:ascii="Courier New" w:hAnsi="Courier New" w:cs="Courier New" w:hint="default"/>
-      </w:rPr>
-    </w:lvl>
-    <w:lvl w:ilvl="5" w:tplc="240A0005" w:tentative="1">
-      <w:start w:val="1"/>
-      <w:numFmt w:val="bullet"/>
-      <w:lvlText w:val=""/>
-      <w:lvlJc w:val="left"/>
-      <w:pPr>
-        <w:ind w:left="5029" w:hanging="360"/>
-      </w:pPr>
-      <w:rPr>
-        <w:rFonts w:ascii="Wingdings" w:hAnsi="Wingdings" w:hint="default"/>
-      </w:rPr>
-    </w:lvl>
-    <w:lvl w:ilvl="6" w:tplc="240A0001" w:tentative="1">
-      <w:start w:val="1"/>
-      <w:numFmt w:val="bullet"/>
-      <w:lvlText w:val=""/>
-      <w:lvlJc w:val="left"/>
-      <w:pPr>
-        <w:ind w:left="5749" w:hanging="360"/>
-      </w:pPr>
-      <w:rPr>
-        <w:rFonts w:ascii="Symbol" w:hAnsi="Symbol" w:hint="default"/>
-      </w:rPr>
-    </w:lvl>
-    <w:lvl w:ilvl="7" w:tplc="240A0003" w:tentative="1">
-      <w:start w:val="1"/>
-      <w:numFmt w:val="bullet"/>
-      <w:lvlText w:val="o"/>
-      <w:lvlJc w:val="left"/>
-      <w:pPr>
-        <w:ind w:left="6469" w:hanging="360"/>
-      </w:pPr>
-      <w:rPr>
-        <w:rFonts w:ascii="Courier New" w:hAnsi="Courier New" w:cs="Courier New" w:hint="default"/>
-      </w:rPr>
-    </w:lvl>
-    <w:lvl w:ilvl="8" w:tplc="240A0005" w:tentative="1">
-      <w:start w:val="1"/>
-      <w:numFmt w:val="bullet"/>
-      <w:lvlText w:val=""/>
-      <w:lvlJc w:val="left"/>
-      <w:pPr>
-        <w:ind w:left="7189" w:hanging="360"/>
-      </w:pPr>
-      <w:rPr>
-        <w:rFonts w:ascii="Wingdings" w:hAnsi="Wingdings" w:hint="default"/>
-      </w:rPr>
-    </w:lvl>
   </w:abstractNum>
-  <w:abstractNum w:abstractNumId="43" w15:restartNumberingAfterBreak="0">
+  <w:abstractNum w:abstractNumId="44" w15:restartNumberingAfterBreak="0">
     <w:nsid w:val="5A3456F1"/>
     <w:multiLevelType w:val="hybridMultilevel"/>
     <w:tmpl w:val="8F123E10"/>
@@ -22910,7 +23026,7 @@
       </w:pPr>
     </w:lvl>
   </w:abstractNum>
-  <w:abstractNum w:abstractNumId="44" w15:restartNumberingAfterBreak="0">
+  <w:abstractNum w:abstractNumId="45" w15:restartNumberingAfterBreak="0">
     <w:nsid w:val="5B6E671D"/>
     <w:multiLevelType w:val="hybridMultilevel"/>
     <w:tmpl w:val="EAA087F4"/>
@@ -22996,7 +23112,7 @@
       </w:pPr>
     </w:lvl>
   </w:abstractNum>
-  <w:abstractNum w:abstractNumId="45" w15:restartNumberingAfterBreak="0">
+  <w:abstractNum w:abstractNumId="46" w15:restartNumberingAfterBreak="0">
     <w:nsid w:val="5EFB7AFE"/>
     <w:multiLevelType w:val="hybridMultilevel"/>
     <w:tmpl w:val="4EC6706A"/>
@@ -23082,7 +23198,7 @@
       </w:pPr>
     </w:lvl>
   </w:abstractNum>
-  <w:abstractNum w:abstractNumId="46" w15:restartNumberingAfterBreak="0">
+  <w:abstractNum w:abstractNumId="47" w15:restartNumberingAfterBreak="0">
     <w:nsid w:val="63126470"/>
     <w:multiLevelType w:val="hybridMultilevel"/>
     <w:tmpl w:val="2D8C9DA0"/>
@@ -23195,120 +23311,120 @@
       </w:rPr>
     </w:lvl>
   </w:abstractNum>
-  <w:abstractNum w:abstractNumId="47" w15:restartNumberingAfterBreak="0">
+  <w:abstractNum w:abstractNumId="48" w15:restartNumberingAfterBreak="0">
     <w:nsid w:val="64816533"/>
     <w:multiLevelType w:val="hybridMultilevel"/>
-    <w:tmpl w:val="BA4202B4"/>
-    <w:lvl w:ilvl="0" w:tplc="240A000D">
+    <w:tmpl w:val="EFB6B8A6"/>
+    <w:lvl w:ilvl="0" w:tplc="240A0001">
       <w:start w:val="1"/>
       <w:numFmt w:val="bullet"/>
-      <w:lvlText w:val=""/>
+      <w:lvlText w:val=""/>
       <w:lvlJc w:val="left"/>
       <w:pPr>
         <w:ind w:left="1429" w:hanging="360"/>
+      </w:pPr>
+      <w:rPr>
+        <w:rFonts w:ascii="Symbol" w:hAnsi="Symbol" w:hint="default"/>
+      </w:rPr>
+    </w:lvl>
+    <w:lvl w:ilvl="1" w:tplc="240A0003" w:tentative="1">
+      <w:start w:val="1"/>
+      <w:numFmt w:val="bullet"/>
+      <w:lvlText w:val="o"/>
+      <w:lvlJc w:val="left"/>
+      <w:pPr>
+        <w:ind w:left="2149" w:hanging="360"/>
+      </w:pPr>
+      <w:rPr>
+        <w:rFonts w:ascii="Courier New" w:hAnsi="Courier New" w:cs="Courier New" w:hint="default"/>
+      </w:rPr>
+    </w:lvl>
+    <w:lvl w:ilvl="2" w:tplc="240A0005" w:tentative="1">
+      <w:start w:val="1"/>
+      <w:numFmt w:val="bullet"/>
+      <w:lvlText w:val=""/>
+      <w:lvlJc w:val="left"/>
+      <w:pPr>
+        <w:ind w:left="2869" w:hanging="360"/>
       </w:pPr>
       <w:rPr>
         <w:rFonts w:ascii="Wingdings" w:hAnsi="Wingdings" w:hint="default"/>
       </w:rPr>
     </w:lvl>
-    <w:lvl w:ilvl="1" w:tplc="240A0003" w:tentative="1">
+    <w:lvl w:ilvl="3" w:tplc="240A0001" w:tentative="1">
+      <w:start w:val="1"/>
+      <w:numFmt w:val="bullet"/>
+      <w:lvlText w:val=""/>
+      <w:lvlJc w:val="left"/>
+      <w:pPr>
+        <w:ind w:left="3589" w:hanging="360"/>
+      </w:pPr>
+      <w:rPr>
+        <w:rFonts w:ascii="Symbol" w:hAnsi="Symbol" w:hint="default"/>
+      </w:rPr>
+    </w:lvl>
+    <w:lvl w:ilvl="4" w:tplc="240A0003" w:tentative="1">
       <w:start w:val="1"/>
       <w:numFmt w:val="bullet"/>
       <w:lvlText w:val="o"/>
       <w:lvlJc w:val="left"/>
       <w:pPr>
-        <w:ind w:left="2149" w:hanging="360"/>
+        <w:ind w:left="4309" w:hanging="360"/>
       </w:pPr>
       <w:rPr>
         <w:rFonts w:ascii="Courier New" w:hAnsi="Courier New" w:cs="Courier New" w:hint="default"/>
       </w:rPr>
     </w:lvl>
-    <w:lvl w:ilvl="2" w:tplc="240A0005" w:tentative="1">
+    <w:lvl w:ilvl="5" w:tplc="240A0005" w:tentative="1">
       <w:start w:val="1"/>
       <w:numFmt w:val="bullet"/>
       <w:lvlText w:val=""/>
       <w:lvlJc w:val="left"/>
       <w:pPr>
-        <w:ind w:left="2869" w:hanging="360"/>
+        <w:ind w:left="5029" w:hanging="360"/>
       </w:pPr>
       <w:rPr>
         <w:rFonts w:ascii="Wingdings" w:hAnsi="Wingdings" w:hint="default"/>
       </w:rPr>
     </w:lvl>
-    <w:lvl w:ilvl="3" w:tplc="240A0001" w:tentative="1">
+    <w:lvl w:ilvl="6" w:tplc="240A0001" w:tentative="1">
       <w:start w:val="1"/>
       <w:numFmt w:val="bullet"/>
       <w:lvlText w:val=""/>
       <w:lvlJc w:val="left"/>
       <w:pPr>
-        <w:ind w:left="3589" w:hanging="360"/>
+        <w:ind w:left="5749" w:hanging="360"/>
       </w:pPr>
       <w:rPr>
         <w:rFonts w:ascii="Symbol" w:hAnsi="Symbol" w:hint="default"/>
       </w:rPr>
     </w:lvl>
-    <w:lvl w:ilvl="4" w:tplc="240A0003" w:tentative="1">
+    <w:lvl w:ilvl="7" w:tplc="240A0003" w:tentative="1">
       <w:start w:val="1"/>
       <w:numFmt w:val="bullet"/>
       <w:lvlText w:val="o"/>
       <w:lvlJc w:val="left"/>
       <w:pPr>
-        <w:ind w:left="4309" w:hanging="360"/>
+        <w:ind w:left="6469" w:hanging="360"/>
       </w:pPr>
       <w:rPr>
         <w:rFonts w:ascii="Courier New" w:hAnsi="Courier New" w:cs="Courier New" w:hint="default"/>
       </w:rPr>
     </w:lvl>
-    <w:lvl w:ilvl="5" w:tplc="240A0005" w:tentative="1">
+    <w:lvl w:ilvl="8" w:tplc="240A0005" w:tentative="1">
       <w:start w:val="1"/>
       <w:numFmt w:val="bullet"/>
       <w:lvlText w:val=""/>
       <w:lvlJc w:val="left"/>
       <w:pPr>
-        <w:ind w:left="5029" w:hanging="360"/>
+        <w:ind w:left="7189" w:hanging="360"/>
       </w:pPr>
       <w:rPr>
         <w:rFonts w:ascii="Wingdings" w:hAnsi="Wingdings" w:hint="default"/>
       </w:rPr>
     </w:lvl>
-    <w:lvl w:ilvl="6" w:tplc="240A0001" w:tentative="1">
-      <w:start w:val="1"/>
-      <w:numFmt w:val="bullet"/>
-      <w:lvlText w:val=""/>
-      <w:lvlJc w:val="left"/>
-      <w:pPr>
-        <w:ind w:left="5749" w:hanging="360"/>
-      </w:pPr>
-      <w:rPr>
-        <w:rFonts w:ascii="Symbol" w:hAnsi="Symbol" w:hint="default"/>
-      </w:rPr>
-    </w:lvl>
-    <w:lvl w:ilvl="7" w:tplc="240A0003" w:tentative="1">
-      <w:start w:val="1"/>
-      <w:numFmt w:val="bullet"/>
-      <w:lvlText w:val="o"/>
-      <w:lvlJc w:val="left"/>
-      <w:pPr>
-        <w:ind w:left="6469" w:hanging="360"/>
-      </w:pPr>
-      <w:rPr>
-        <w:rFonts w:ascii="Courier New" w:hAnsi="Courier New" w:cs="Courier New" w:hint="default"/>
-      </w:rPr>
-    </w:lvl>
-    <w:lvl w:ilvl="8" w:tplc="240A0005" w:tentative="1">
-      <w:start w:val="1"/>
-      <w:numFmt w:val="bullet"/>
-      <w:lvlText w:val=""/>
-      <w:lvlJc w:val="left"/>
-      <w:pPr>
-        <w:ind w:left="7189" w:hanging="360"/>
-      </w:pPr>
-      <w:rPr>
-        <w:rFonts w:ascii="Wingdings" w:hAnsi="Wingdings" w:hint="default"/>
-      </w:rPr>
-    </w:lvl>
   </w:abstractNum>
-  <w:abstractNum w:abstractNumId="48" w15:restartNumberingAfterBreak="0">
+  <w:abstractNum w:abstractNumId="49" w15:restartNumberingAfterBreak="0">
     <w:nsid w:val="64AC66E8"/>
     <w:multiLevelType w:val="hybridMultilevel"/>
     <w:tmpl w:val="37A07B26"/>
@@ -23421,7 +23537,7 @@
       </w:rPr>
     </w:lvl>
   </w:abstractNum>
-  <w:abstractNum w:abstractNumId="49" w15:restartNumberingAfterBreak="0">
+  <w:abstractNum w:abstractNumId="50" w15:restartNumberingAfterBreak="0">
     <w:nsid w:val="66324F87"/>
     <w:multiLevelType w:val="multilevel"/>
     <w:tmpl w:val="651414D4"/>
@@ -23543,247 +23659,473 @@
       </w:rPr>
     </w:lvl>
   </w:abstractNum>
-  <w:abstractNum w:abstractNumId="50" w15:restartNumberingAfterBreak="0">
-    <w:nsid w:val="684F624F"/>
+  <w:abstractNum w:abstractNumId="51" w15:restartNumberingAfterBreak="0">
+    <w:nsid w:val="67F3167F"/>
     <w:multiLevelType w:val="hybridMultilevel"/>
-    <w:tmpl w:val="563E1760"/>
-    <w:lvl w:ilvl="0" w:tplc="240A000D">
+    <w:tmpl w:val="888A8C3A"/>
+    <w:lvl w:ilvl="0" w:tplc="240A0003">
       <w:start w:val="1"/>
       <w:numFmt w:val="bullet"/>
-      <w:lvlText w:val=""/>
+      <w:lvlText w:val="o"/>
       <w:lvlJc w:val="left"/>
       <w:pPr>
         <w:ind w:left="1429" w:hanging="360"/>
+      </w:pPr>
+      <w:rPr>
+        <w:rFonts w:ascii="Courier New" w:hAnsi="Courier New" w:cs="Courier New" w:hint="default"/>
+      </w:rPr>
+    </w:lvl>
+    <w:lvl w:ilvl="1" w:tplc="240A0003" w:tentative="1">
+      <w:start w:val="1"/>
+      <w:numFmt w:val="bullet"/>
+      <w:lvlText w:val="o"/>
+      <w:lvlJc w:val="left"/>
+      <w:pPr>
+        <w:ind w:left="2149" w:hanging="360"/>
+      </w:pPr>
+      <w:rPr>
+        <w:rFonts w:ascii="Courier New" w:hAnsi="Courier New" w:cs="Courier New" w:hint="default"/>
+      </w:rPr>
+    </w:lvl>
+    <w:lvl w:ilvl="2" w:tplc="240A0005" w:tentative="1">
+      <w:start w:val="1"/>
+      <w:numFmt w:val="bullet"/>
+      <w:lvlText w:val=""/>
+      <w:lvlJc w:val="left"/>
+      <w:pPr>
+        <w:ind w:left="2869" w:hanging="360"/>
       </w:pPr>
       <w:rPr>
         <w:rFonts w:ascii="Wingdings" w:hAnsi="Wingdings" w:hint="default"/>
       </w:rPr>
     </w:lvl>
-    <w:lvl w:ilvl="1" w:tplc="240A0003" w:tentative="1">
+    <w:lvl w:ilvl="3" w:tplc="240A0001" w:tentative="1">
+      <w:start w:val="1"/>
+      <w:numFmt w:val="bullet"/>
+      <w:lvlText w:val=""/>
+      <w:lvlJc w:val="left"/>
+      <w:pPr>
+        <w:ind w:left="3589" w:hanging="360"/>
+      </w:pPr>
+      <w:rPr>
+        <w:rFonts w:ascii="Symbol" w:hAnsi="Symbol" w:hint="default"/>
+      </w:rPr>
+    </w:lvl>
+    <w:lvl w:ilvl="4" w:tplc="240A0003" w:tentative="1">
       <w:start w:val="1"/>
       <w:numFmt w:val="bullet"/>
       <w:lvlText w:val="o"/>
       <w:lvlJc w:val="left"/>
       <w:pPr>
-        <w:ind w:left="2149" w:hanging="360"/>
+        <w:ind w:left="4309" w:hanging="360"/>
       </w:pPr>
       <w:rPr>
         <w:rFonts w:ascii="Courier New" w:hAnsi="Courier New" w:cs="Courier New" w:hint="default"/>
       </w:rPr>
     </w:lvl>
-    <w:lvl w:ilvl="2" w:tplc="240A0005" w:tentative="1">
+    <w:lvl w:ilvl="5" w:tplc="240A0005" w:tentative="1">
       <w:start w:val="1"/>
       <w:numFmt w:val="bullet"/>
       <w:lvlText w:val=""/>
       <w:lvlJc w:val="left"/>
       <w:pPr>
-        <w:ind w:left="2869" w:hanging="360"/>
+        <w:ind w:left="5029" w:hanging="360"/>
       </w:pPr>
       <w:rPr>
         <w:rFonts w:ascii="Wingdings" w:hAnsi="Wingdings" w:hint="default"/>
       </w:rPr>
     </w:lvl>
-    <w:lvl w:ilvl="3" w:tplc="240A0001" w:tentative="1">
+    <w:lvl w:ilvl="6" w:tplc="240A0001" w:tentative="1">
       <w:start w:val="1"/>
       <w:numFmt w:val="bullet"/>
       <w:lvlText w:val=""/>
       <w:lvlJc w:val="left"/>
       <w:pPr>
-        <w:ind w:left="3589" w:hanging="360"/>
+        <w:ind w:left="5749" w:hanging="360"/>
       </w:pPr>
       <w:rPr>
         <w:rFonts w:ascii="Symbol" w:hAnsi="Symbol" w:hint="default"/>
       </w:rPr>
     </w:lvl>
-    <w:lvl w:ilvl="4" w:tplc="240A0003" w:tentative="1">
+    <w:lvl w:ilvl="7" w:tplc="240A0003" w:tentative="1">
       <w:start w:val="1"/>
       <w:numFmt w:val="bullet"/>
       <w:lvlText w:val="o"/>
       <w:lvlJc w:val="left"/>
       <w:pPr>
-        <w:ind w:left="4309" w:hanging="360"/>
+        <w:ind w:left="6469" w:hanging="360"/>
       </w:pPr>
       <w:rPr>
         <w:rFonts w:ascii="Courier New" w:hAnsi="Courier New" w:cs="Courier New" w:hint="default"/>
       </w:rPr>
     </w:lvl>
-    <w:lvl w:ilvl="5" w:tplc="240A0005" w:tentative="1">
+    <w:lvl w:ilvl="8" w:tplc="240A0005" w:tentative="1">
       <w:start w:val="1"/>
       <w:numFmt w:val="bullet"/>
       <w:lvlText w:val=""/>
       <w:lvlJc w:val="left"/>
       <w:pPr>
-        <w:ind w:left="5029" w:hanging="360"/>
+        <w:ind w:left="7189" w:hanging="360"/>
       </w:pPr>
       <w:rPr>
         <w:rFonts w:ascii="Wingdings" w:hAnsi="Wingdings" w:hint="default"/>
       </w:rPr>
     </w:lvl>
-    <w:lvl w:ilvl="6" w:tplc="240A0001" w:tentative="1">
+  </w:abstractNum>
+  <w:abstractNum w:abstractNumId="52" w15:restartNumberingAfterBreak="0">
+    <w:nsid w:val="684F624F"/>
+    <w:multiLevelType w:val="hybridMultilevel"/>
+    <w:tmpl w:val="3CC26D08"/>
+    <w:lvl w:ilvl="0" w:tplc="240A0001">
       <w:start w:val="1"/>
       <w:numFmt w:val="bullet"/>
       <w:lvlText w:val=""/>
       <w:lvlJc w:val="left"/>
       <w:pPr>
-        <w:ind w:left="5749" w:hanging="360"/>
+        <w:ind w:left="1429" w:hanging="360"/>
       </w:pPr>
       <w:rPr>
         <w:rFonts w:ascii="Symbol" w:hAnsi="Symbol" w:hint="default"/>
       </w:rPr>
     </w:lvl>
-    <w:lvl w:ilvl="7" w:tplc="240A0003" w:tentative="1">
+    <w:lvl w:ilvl="1" w:tplc="240A0003" w:tentative="1">
       <w:start w:val="1"/>
       <w:numFmt w:val="bullet"/>
       <w:lvlText w:val="o"/>
       <w:lvlJc w:val="left"/>
       <w:pPr>
-        <w:ind w:left="6469" w:hanging="360"/>
+        <w:ind w:left="2149" w:hanging="360"/>
       </w:pPr>
       <w:rPr>
         <w:rFonts w:ascii="Courier New" w:hAnsi="Courier New" w:cs="Courier New" w:hint="default"/>
       </w:rPr>
     </w:lvl>
-    <w:lvl w:ilvl="8" w:tplc="240A0005" w:tentative="1">
+    <w:lvl w:ilvl="2" w:tplc="240A0005" w:tentative="1">
       <w:start w:val="1"/>
       <w:numFmt w:val="bullet"/>
       <w:lvlText w:val=""/>
       <w:lvlJc w:val="left"/>
       <w:pPr>
-        <w:ind w:left="7189" w:hanging="360"/>
+        <w:ind w:left="2869" w:hanging="360"/>
       </w:pPr>
       <w:rPr>
         <w:rFonts w:ascii="Wingdings" w:hAnsi="Wingdings" w:hint="default"/>
       </w:rPr>
     </w:lvl>
-  </w:abstractNum>
-  <w:abstractNum w:abstractNumId="51" w15:restartNumberingAfterBreak="0">
-    <w:nsid w:val="6D1922B1"/>
-    <w:multiLevelType w:val="hybridMultilevel"/>
-    <w:tmpl w:val="98F4657C"/>
-    <w:lvl w:ilvl="0" w:tplc="240A000D">
+    <w:lvl w:ilvl="3" w:tplc="240A0001" w:tentative="1">
       <w:start w:val="1"/>
       <w:numFmt w:val="bullet"/>
-      <w:lvlText w:val=""/>
-      <w:lvlJc w:val="left"/>
-      <w:pPr>
-        <w:ind w:left="1429" w:hanging="360"/>
+      <w:lvlText w:val=""/>
+      <w:lvlJc w:val="left"/>
+      <w:pPr>
+        <w:ind w:left="3589" w:hanging="360"/>
       </w:pPr>
       <w:rPr>
-        <w:rFonts w:ascii="Wingdings" w:hAnsi="Wingdings" w:hint="default"/>
-        <w:sz w:val="28"/>
+        <w:rFonts w:ascii="Symbol" w:hAnsi="Symbol" w:hint="default"/>
       </w:rPr>
     </w:lvl>
-    <w:lvl w:ilvl="1" w:tplc="240A0003" w:tentative="1">
+    <w:lvl w:ilvl="4" w:tplc="240A0003" w:tentative="1">
       <w:start w:val="1"/>
       <w:numFmt w:val="bullet"/>
       <w:lvlText w:val="o"/>
       <w:lvlJc w:val="left"/>
       <w:pPr>
-        <w:ind w:left="2149" w:hanging="360"/>
+        <w:ind w:left="4309" w:hanging="360"/>
       </w:pPr>
       <w:rPr>
         <w:rFonts w:ascii="Courier New" w:hAnsi="Courier New" w:cs="Courier New" w:hint="default"/>
       </w:rPr>
     </w:lvl>
-    <w:lvl w:ilvl="2" w:tplc="240A0005" w:tentative="1">
+    <w:lvl w:ilvl="5" w:tplc="240A0005" w:tentative="1">
       <w:start w:val="1"/>
       <w:numFmt w:val="bullet"/>
       <w:lvlText w:val=""/>
       <w:lvlJc w:val="left"/>
       <w:pPr>
-        <w:ind w:left="2869" w:hanging="360"/>
+        <w:ind w:left="5029" w:hanging="360"/>
       </w:pPr>
       <w:rPr>
         <w:rFonts w:ascii="Wingdings" w:hAnsi="Wingdings" w:hint="default"/>
       </w:rPr>
     </w:lvl>
-    <w:lvl w:ilvl="3" w:tplc="240A0001" w:tentative="1">
+    <w:lvl w:ilvl="6" w:tplc="240A0001" w:tentative="1">
       <w:start w:val="1"/>
       <w:numFmt w:val="bullet"/>
       <w:lvlText w:val=""/>
       <w:lvlJc w:val="left"/>
       <w:pPr>
-        <w:ind w:left="3589" w:hanging="360"/>
+        <w:ind w:left="5749" w:hanging="360"/>
       </w:pPr>
       <w:rPr>
         <w:rFonts w:ascii="Symbol" w:hAnsi="Symbol" w:hint="default"/>
       </w:rPr>
     </w:lvl>
-    <w:lvl w:ilvl="4" w:tplc="240A0003" w:tentative="1">
+    <w:lvl w:ilvl="7" w:tplc="240A0003" w:tentative="1">
       <w:start w:val="1"/>
       <w:numFmt w:val="bullet"/>
       <w:lvlText w:val="o"/>
       <w:lvlJc w:val="left"/>
       <w:pPr>
-        <w:ind w:left="4309" w:hanging="360"/>
+        <w:ind w:left="6469" w:hanging="360"/>
       </w:pPr>
       <w:rPr>
         <w:rFonts w:ascii="Courier New" w:hAnsi="Courier New" w:cs="Courier New" w:hint="default"/>
       </w:rPr>
     </w:lvl>
-    <w:lvl w:ilvl="5" w:tplc="240A0005" w:tentative="1">
+    <w:lvl w:ilvl="8" w:tplc="240A0005" w:tentative="1">
       <w:start w:val="1"/>
       <w:numFmt w:val="bullet"/>
       <w:lvlText w:val=""/>
       <w:lvlJc w:val="left"/>
       <w:pPr>
-        <w:ind w:left="5029" w:hanging="360"/>
+        <w:ind w:left="7189" w:hanging="360"/>
       </w:pPr>
       <w:rPr>
         <w:rFonts w:ascii="Wingdings" w:hAnsi="Wingdings" w:hint="default"/>
       </w:rPr>
     </w:lvl>
-    <w:lvl w:ilvl="6" w:tplc="240A0001" w:tentative="1">
+  </w:abstractNum>
+  <w:abstractNum w:abstractNumId="53" w15:restartNumberingAfterBreak="0">
+    <w:nsid w:val="6D1922B1"/>
+    <w:multiLevelType w:val="hybridMultilevel"/>
+    <w:tmpl w:val="C30E868C"/>
+    <w:lvl w:ilvl="0" w:tplc="240A0001">
       <w:start w:val="1"/>
       <w:numFmt w:val="bullet"/>
       <w:lvlText w:val=""/>
       <w:lvlJc w:val="left"/>
       <w:pPr>
-        <w:ind w:left="5749" w:hanging="360"/>
+        <w:ind w:left="1429" w:hanging="360"/>
+      </w:pPr>
+      <w:rPr>
+        <w:rFonts w:ascii="Symbol" w:hAnsi="Symbol" w:hint="default"/>
+        <w:sz w:val="28"/>
+      </w:rPr>
+    </w:lvl>
+    <w:lvl w:ilvl="1" w:tplc="240A0003" w:tentative="1">
+      <w:start w:val="1"/>
+      <w:numFmt w:val="bullet"/>
+      <w:lvlText w:val="o"/>
+      <w:lvlJc w:val="left"/>
+      <w:pPr>
+        <w:ind w:left="2149" w:hanging="360"/>
+      </w:pPr>
+      <w:rPr>
+        <w:rFonts w:ascii="Courier New" w:hAnsi="Courier New" w:cs="Courier New" w:hint="default"/>
+      </w:rPr>
+    </w:lvl>
+    <w:lvl w:ilvl="2" w:tplc="240A0005" w:tentative="1">
+      <w:start w:val="1"/>
+      <w:numFmt w:val="bullet"/>
+      <w:lvlText w:val=""/>
+      <w:lvlJc w:val="left"/>
+      <w:pPr>
+        <w:ind w:left="2869" w:hanging="360"/>
+      </w:pPr>
+      <w:rPr>
+        <w:rFonts w:ascii="Wingdings" w:hAnsi="Wingdings" w:hint="default"/>
+      </w:rPr>
+    </w:lvl>
+    <w:lvl w:ilvl="3" w:tplc="240A0001" w:tentative="1">
+      <w:start w:val="1"/>
+      <w:numFmt w:val="bullet"/>
+      <w:lvlText w:val=""/>
+      <w:lvlJc w:val="left"/>
+      <w:pPr>
+        <w:ind w:left="3589" w:hanging="360"/>
       </w:pPr>
       <w:rPr>
         <w:rFonts w:ascii="Symbol" w:hAnsi="Symbol" w:hint="default"/>
       </w:rPr>
     </w:lvl>
-    <w:lvl w:ilvl="7" w:tplc="240A0003" w:tentative="1">
+    <w:lvl w:ilvl="4" w:tplc="240A0003" w:tentative="1">
       <w:start w:val="1"/>
       <w:numFmt w:val="bullet"/>
       <w:lvlText w:val="o"/>
       <w:lvlJc w:val="left"/>
       <w:pPr>
-        <w:ind w:left="6469" w:hanging="360"/>
+        <w:ind w:left="4309" w:hanging="360"/>
       </w:pPr>
       <w:rPr>
         <w:rFonts w:ascii="Courier New" w:hAnsi="Courier New" w:cs="Courier New" w:hint="default"/>
       </w:rPr>
     </w:lvl>
-    <w:lvl w:ilvl="8" w:tplc="240A0005" w:tentative="1">
+    <w:lvl w:ilvl="5" w:tplc="240A0005" w:tentative="1">
       <w:start w:val="1"/>
       <w:numFmt w:val="bullet"/>
       <w:lvlText w:val=""/>
       <w:lvlJc w:val="left"/>
       <w:pPr>
-        <w:ind w:left="7189" w:hanging="360"/>
+        <w:ind w:left="5029" w:hanging="360"/>
       </w:pPr>
       <w:rPr>
         <w:rFonts w:ascii="Wingdings" w:hAnsi="Wingdings" w:hint="default"/>
       </w:rPr>
     </w:lvl>
+    <w:lvl w:ilvl="6" w:tplc="240A0001" w:tentative="1">
+      <w:start w:val="1"/>
+      <w:numFmt w:val="bullet"/>
+      <w:lvlText w:val=""/>
+      <w:lvlJc w:val="left"/>
+      <w:pPr>
+        <w:ind w:left="5749" w:hanging="360"/>
+      </w:pPr>
+      <w:rPr>
+        <w:rFonts w:ascii="Symbol" w:hAnsi="Symbol" w:hint="default"/>
+      </w:rPr>
+    </w:lvl>
+    <w:lvl w:ilvl="7" w:tplc="240A0003" w:tentative="1">
+      <w:start w:val="1"/>
+      <w:numFmt w:val="bullet"/>
+      <w:lvlText w:val="o"/>
+      <w:lvlJc w:val="left"/>
+      <w:pPr>
+        <w:ind w:left="6469" w:hanging="360"/>
+      </w:pPr>
+      <w:rPr>
+        <w:rFonts w:ascii="Courier New" w:hAnsi="Courier New" w:cs="Courier New" w:hint="default"/>
+      </w:rPr>
+    </w:lvl>
+    <w:lvl w:ilvl="8" w:tplc="240A0005" w:tentative="1">
+      <w:start w:val="1"/>
+      <w:numFmt w:val="bullet"/>
+      <w:lvlText w:val=""/>
+      <w:lvlJc w:val="left"/>
+      <w:pPr>
+        <w:ind w:left="7189" w:hanging="360"/>
+      </w:pPr>
+      <w:rPr>
+        <w:rFonts w:ascii="Wingdings" w:hAnsi="Wingdings" w:hint="default"/>
+      </w:rPr>
+    </w:lvl>
   </w:abstractNum>
-  <w:abstractNum w:abstractNumId="52" w15:restartNumberingAfterBreak="0">
+  <w:abstractNum w:abstractNumId="54" w15:restartNumberingAfterBreak="0">
+    <w:nsid w:val="70780761"/>
+    <w:multiLevelType w:val="hybridMultilevel"/>
+    <w:tmpl w:val="19809158"/>
+    <w:lvl w:ilvl="0" w:tplc="240A0001">
+      <w:start w:val="1"/>
+      <w:numFmt w:val="bullet"/>
+      <w:lvlText w:val=""/>
+      <w:lvlJc w:val="left"/>
+      <w:pPr>
+        <w:ind w:left="1429" w:hanging="360"/>
+      </w:pPr>
+      <w:rPr>
+        <w:rFonts w:ascii="Symbol" w:hAnsi="Symbol" w:hint="default"/>
+      </w:rPr>
+    </w:lvl>
+    <w:lvl w:ilvl="1" w:tplc="240A0003" w:tentative="1">
+      <w:start w:val="1"/>
+      <w:numFmt w:val="bullet"/>
+      <w:lvlText w:val="o"/>
+      <w:lvlJc w:val="left"/>
+      <w:pPr>
+        <w:ind w:left="2149" w:hanging="360"/>
+      </w:pPr>
+      <w:rPr>
+        <w:rFonts w:ascii="Courier New" w:hAnsi="Courier New" w:cs="Courier New" w:hint="default"/>
+      </w:rPr>
+    </w:lvl>
+    <w:lvl w:ilvl="2" w:tplc="240A0005" w:tentative="1">
+      <w:start w:val="1"/>
+      <w:numFmt w:val="bullet"/>
+      <w:lvlText w:val=""/>
+      <w:lvlJc w:val="left"/>
+      <w:pPr>
+        <w:ind w:left="2869" w:hanging="360"/>
+      </w:pPr>
+      <w:rPr>
+        <w:rFonts w:ascii="Wingdings" w:hAnsi="Wingdings" w:hint="default"/>
+      </w:rPr>
+    </w:lvl>
+    <w:lvl w:ilvl="3" w:tplc="240A0001" w:tentative="1">
+      <w:start w:val="1"/>
+      <w:numFmt w:val="bullet"/>
+      <w:lvlText w:val=""/>
+      <w:lvlJc w:val="left"/>
+      <w:pPr>
+        <w:ind w:left="3589" w:hanging="360"/>
+      </w:pPr>
+      <w:rPr>
+        <w:rFonts w:ascii="Symbol" w:hAnsi="Symbol" w:hint="default"/>
+      </w:rPr>
+    </w:lvl>
+    <w:lvl w:ilvl="4" w:tplc="240A0003" w:tentative="1">
+      <w:start w:val="1"/>
+      <w:numFmt w:val="bullet"/>
+      <w:lvlText w:val="o"/>
+      <w:lvlJc w:val="left"/>
+      <w:pPr>
+        <w:ind w:left="4309" w:hanging="360"/>
+      </w:pPr>
+      <w:rPr>
+        <w:rFonts w:ascii="Courier New" w:hAnsi="Courier New" w:cs="Courier New" w:hint="default"/>
+      </w:rPr>
+    </w:lvl>
+    <w:lvl w:ilvl="5" w:tplc="240A0005" w:tentative="1">
+      <w:start w:val="1"/>
+      <w:numFmt w:val="bullet"/>
+      <w:lvlText w:val=""/>
+      <w:lvlJc w:val="left"/>
+      <w:pPr>
+        <w:ind w:left="5029" w:hanging="360"/>
+      </w:pPr>
+      <w:rPr>
+        <w:rFonts w:ascii="Wingdings" w:hAnsi="Wingdings" w:hint="default"/>
+      </w:rPr>
+    </w:lvl>
+    <w:lvl w:ilvl="6" w:tplc="240A0001" w:tentative="1">
+      <w:start w:val="1"/>
+      <w:numFmt w:val="bullet"/>
+      <w:lvlText w:val=""/>
+      <w:lvlJc w:val="left"/>
+      <w:pPr>
+        <w:ind w:left="5749" w:hanging="360"/>
+      </w:pPr>
+      <w:rPr>
+        <w:rFonts w:ascii="Symbol" w:hAnsi="Symbol" w:hint="default"/>
+      </w:rPr>
+    </w:lvl>
+    <w:lvl w:ilvl="7" w:tplc="240A0003" w:tentative="1">
+      <w:start w:val="1"/>
+      <w:numFmt w:val="bullet"/>
+      <w:lvlText w:val="o"/>
+      <w:lvlJc w:val="left"/>
+      <w:pPr>
+        <w:ind w:left="6469" w:hanging="360"/>
+      </w:pPr>
+      <w:rPr>
+        <w:rFonts w:ascii="Courier New" w:hAnsi="Courier New" w:cs="Courier New" w:hint="default"/>
+      </w:rPr>
+    </w:lvl>
+    <w:lvl w:ilvl="8" w:tplc="240A0005" w:tentative="1">
+      <w:start w:val="1"/>
+      <w:numFmt w:val="bullet"/>
+      <w:lvlText w:val=""/>
+      <w:lvlJc w:val="left"/>
+      <w:pPr>
+        <w:ind w:left="7189" w:hanging="360"/>
+      </w:pPr>
+      <w:rPr>
+        <w:rFonts w:ascii="Wingdings" w:hAnsi="Wingdings" w:hint="default"/>
+      </w:rPr>
+    </w:lvl>
+  </w:abstractNum>
+  <w:abstractNum w:abstractNumId="55" w15:restartNumberingAfterBreak="0">
     <w:nsid w:val="7DE22C57"/>
     <w:multiLevelType w:val="hybridMultilevel"/>
-    <w:tmpl w:val="1C2AE6A0"/>
-    <w:lvl w:ilvl="0" w:tplc="240A000D">
+    <w:tmpl w:val="EDF0B51C"/>
+    <w:lvl w:ilvl="0" w:tplc="240A0001">
       <w:start w:val="1"/>
       <w:numFmt w:val="bullet"/>
-      <w:lvlText w:val=""/>
+      <w:lvlText w:val=""/>
       <w:lvlJc w:val="left"/>
       <w:pPr>
         <w:ind w:left="1429" w:hanging="360"/>
       </w:pPr>
       <w:rPr>
-        <w:rFonts w:ascii="Wingdings" w:hAnsi="Wingdings" w:hint="default"/>
+        <w:rFonts w:ascii="Symbol" w:hAnsi="Symbol" w:hint="default"/>
       </w:rPr>
     </w:lvl>
     <w:lvl w:ilvl="1" w:tplc="240A0019" w:tentative="1">
@@ -23863,22 +24205,22 @@
     <w:abstractNumId w:val="0"/>
   </w:num>
   <w:num w:numId="2">
-    <w:abstractNumId w:val="37"/>
+    <w:abstractNumId w:val="38"/>
   </w:num>
   <w:num w:numId="3">
     <w:abstractNumId w:val="29"/>
   </w:num>
   <w:num w:numId="4">
-    <w:abstractNumId w:val="34"/>
+    <w:abstractNumId w:val="35"/>
   </w:num>
   <w:num w:numId="5">
-    <w:abstractNumId w:val="49"/>
+    <w:abstractNumId w:val="50"/>
   </w:num>
   <w:num w:numId="6">
-    <w:abstractNumId w:val="38"/>
+    <w:abstractNumId w:val="39"/>
   </w:num>
   <w:num w:numId="7">
-    <w:abstractNumId w:val="49"/>
+    <w:abstractNumId w:val="50"/>
     <w:lvlOverride w:ilvl="0">
       <w:startOverride w:val="2"/>
     </w:lvlOverride>
@@ -23908,10 +24250,10 @@
     </w:lvlOverride>
   </w:num>
   <w:num w:numId="8">
-    <w:abstractNumId w:val="36"/>
+    <w:abstractNumId w:val="37"/>
   </w:num>
   <w:num w:numId="9">
-    <w:abstractNumId w:val="43"/>
+    <w:abstractNumId w:val="44"/>
   </w:num>
   <w:num w:numId="10">
     <w:abstractNumId w:val="25"/>
@@ -23926,7 +24268,7 @@
     <w:abstractNumId w:val="13"/>
   </w:num>
   <w:num w:numId="14">
-    <w:abstractNumId w:val="52"/>
+    <w:abstractNumId w:val="55"/>
   </w:num>
   <w:num w:numId="15">
     <w:abstractNumId w:val="27"/>
@@ -23941,7 +24283,7 @@
     <w:abstractNumId w:val="28"/>
   </w:num>
   <w:num w:numId="19">
-    <w:abstractNumId w:val="51"/>
+    <w:abstractNumId w:val="53"/>
   </w:num>
   <w:num w:numId="20">
     <w:abstractNumId w:val="5"/>
@@ -23959,13 +24301,13 @@
     <w:abstractNumId w:val="20"/>
   </w:num>
   <w:num w:numId="25">
-    <w:abstractNumId w:val="47"/>
+    <w:abstractNumId w:val="48"/>
   </w:num>
   <w:num w:numId="26">
-    <w:abstractNumId w:val="41"/>
+    <w:abstractNumId w:val="42"/>
   </w:num>
   <w:num w:numId="27">
-    <w:abstractNumId w:val="40"/>
+    <w:abstractNumId w:val="41"/>
   </w:num>
   <w:num w:numId="28">
     <w:abstractNumId w:val="22"/>
@@ -23974,25 +24316,25 @@
     <w:abstractNumId w:val="21"/>
   </w:num>
   <w:num w:numId="30">
-    <w:abstractNumId w:val="35"/>
+    <w:abstractNumId w:val="36"/>
   </w:num>
   <w:num w:numId="31">
-    <w:abstractNumId w:val="42"/>
+    <w:abstractNumId w:val="43"/>
   </w:num>
   <w:num w:numId="32">
     <w:abstractNumId w:val="2"/>
   </w:num>
   <w:num w:numId="33">
-    <w:abstractNumId w:val="50"/>
+    <w:abstractNumId w:val="52"/>
   </w:num>
   <w:num w:numId="34">
     <w:abstractNumId w:val="17"/>
   </w:num>
   <w:num w:numId="35">
-    <w:abstractNumId w:val="32"/>
+    <w:abstractNumId w:val="33"/>
   </w:num>
   <w:num w:numId="36">
-    <w:abstractNumId w:val="44"/>
+    <w:abstractNumId w:val="45"/>
   </w:num>
   <w:num w:numId="37">
     <w:abstractNumId w:val="1"/>
@@ -24007,13 +24349,13 @@
     <w:abstractNumId w:val="23"/>
   </w:num>
   <w:num w:numId="41">
-    <w:abstractNumId w:val="48"/>
+    <w:abstractNumId w:val="49"/>
   </w:num>
   <w:num w:numId="42">
-    <w:abstractNumId w:val="46"/>
+    <w:abstractNumId w:val="47"/>
   </w:num>
   <w:num w:numId="43">
-    <w:abstractNumId w:val="39"/>
+    <w:abstractNumId w:val="40"/>
   </w:num>
   <w:num w:numId="44">
     <w:abstractNumId w:val="30"/>
@@ -24028,13 +24370,13 @@
     <w:abstractNumId w:val="12"/>
   </w:num>
   <w:num w:numId="48">
-    <w:abstractNumId w:val="45"/>
+    <w:abstractNumId w:val="46"/>
   </w:num>
   <w:num w:numId="49">
     <w:abstractNumId w:val="11"/>
   </w:num>
   <w:num w:numId="50">
-    <w:abstractNumId w:val="33"/>
+    <w:abstractNumId w:val="34"/>
   </w:num>
   <w:num w:numId="51">
     <w:abstractNumId w:val="7"/>
@@ -24047,6 +24389,15 @@
   </w:num>
   <w:num w:numId="54">
     <w:abstractNumId w:val="26"/>
+  </w:num>
+  <w:num w:numId="55">
+    <w:abstractNumId w:val="32"/>
+  </w:num>
+  <w:num w:numId="56">
+    <w:abstractNumId w:val="54"/>
+  </w:num>
+  <w:num w:numId="57">
+    <w:abstractNumId w:val="51"/>
   </w:num>
   <w:numIdMacAtCleanup w:val="54"/>
 </w:numbering>
@@ -24797,13 +25148,12 @@
     <w:link w:val="FiguraCar"/>
     <w:autoRedefine/>
     <w:qFormat/>
-    <w:rsid w:val="007A65F5"/>
+    <w:rsid w:val="00093FE7"/>
     <w:pPr>
       <w:tabs>
         <w:tab w:val="left" w:pos="1134"/>
       </w:tabs>
       <w:ind w:firstLine="0"/>
-      <w:jc w:val="center"/>
     </w:pPr>
     <w:rPr>
       <w:rFonts w:cstheme="minorHAnsi"/>
@@ -24821,7 +25171,7 @@
     <w:name w:val="Figura Car"/>
     <w:basedOn w:val="Fuentedeprrafopredeter"/>
     <w:link w:val="Figura"/>
-    <w:rsid w:val="007A65F5"/>
+    <w:rsid w:val="00093FE7"/>
     <w:rPr>
       <w:rFonts w:cstheme="minorHAnsi"/>
       <w:b/>
@@ -26418,6 +26768,26 @@
 </file>
 
 <file path=customXml/item1.xml><?xml version="1.0" encoding="utf-8"?>
+<?mso-contentType ?>
+<FormTemplates xmlns="http://schemas.microsoft.com/sharepoint/v3/contenttype/forms">
+  <Display>DocumentLibraryForm</Display>
+  <Edit>DocumentLibraryForm</Edit>
+  <New>DocumentLibraryForm</New>
+</FormTemplates>
+</file>
+
+<file path=customXml/item2.xml><?xml version="1.0" encoding="utf-8"?>
+<p:properties xmlns:p="http://schemas.microsoft.com/office/2006/metadata/properties" xmlns:xsi="http://www.w3.org/2001/XMLSchema-instance" xmlns:pc="http://schemas.microsoft.com/office/infopath/2007/PartnerControls">
+  <documentManagement>
+    <TaxCatchAll xmlns="2c0ff4f8-6664-4eb8-8bb0-965f2536cb1b" xsi:nil="true"/>
+    <lcf76f155ced4ddcb4097134ff3c332f xmlns="2b6b437a-5846-4934-ac66-7de06297595b">
+      <Terms xmlns="http://schemas.microsoft.com/office/infopath/2007/PartnerControls"/>
+    </lcf76f155ced4ddcb4097134ff3c332f>
+  </documentManagement>
+</p:properties>
+</file>
+
+<file path=customXml/item3.xml><?xml version="1.0" encoding="utf-8"?>
 <ct:contentTypeSchema xmlns:ct="http://schemas.microsoft.com/office/2006/metadata/contentType" xmlns:ma="http://schemas.microsoft.com/office/2006/metadata/properties/metaAttributes" ct:_="" ma:_="" ma:contentTypeName="Documento" ma:contentTypeID="0x010100FD531872C7CE554584EF00C37E403D8B" ma:contentTypeVersion="12" ma:contentTypeDescription="Crear nuevo documento." ma:contentTypeScope="" ma:versionID="a0d89fd5b48a615df9537d24884bb7c6">
   <xsd:schema xmlns:xsd="http://www.w3.org/2001/XMLSchema" xmlns:xs="http://www.w3.org/2001/XMLSchema" xmlns:p="http://schemas.microsoft.com/office/2006/metadata/properties" xmlns:ns2="2b6b437a-5846-4934-ac66-7de06297595b" xmlns:ns3="2c0ff4f8-6664-4eb8-8bb0-965f2536cb1b" targetNamespace="http://schemas.microsoft.com/office/2006/metadata/properties" ma:root="true" ma:fieldsID="50ca0175e5ef1c7ebc90c8a78e9b38bb" ns2:_="" ns3:_="">
     <xsd:import namespace="2b6b437a-5846-4934-ac66-7de06297595b"/>
@@ -26618,35 +26988,11 @@
 </ct:contentTypeSchema>
 </file>
 
-<file path=customXml/item2.xml><?xml version="1.0" encoding="utf-8"?>
-<?mso-contentType ?>
-<FormTemplates xmlns="http://schemas.microsoft.com/sharepoint/v3/contenttype/forms">
-  <Display>DocumentLibraryForm</Display>
-  <Edit>DocumentLibraryForm</Edit>
-  <New>DocumentLibraryForm</New>
-</FormTemplates>
-</file>
-
-<file path=customXml/item3.xml><?xml version="1.0" encoding="utf-8"?>
-<p:properties xmlns:p="http://schemas.microsoft.com/office/2006/metadata/properties" xmlns:xsi="http://www.w3.org/2001/XMLSchema-instance" xmlns:pc="http://schemas.microsoft.com/office/infopath/2007/PartnerControls">
-  <documentManagement>
-    <TaxCatchAll xmlns="2c0ff4f8-6664-4eb8-8bb0-965f2536cb1b" xsi:nil="true"/>
-    <lcf76f155ced4ddcb4097134ff3c332f xmlns="2b6b437a-5846-4934-ac66-7de06297595b">
-      <Terms xmlns="http://schemas.microsoft.com/office/infopath/2007/PartnerControls"/>
-    </lcf76f155ced4ddcb4097134ff3c332f>
-  </documentManagement>
-</p:properties>
-</file>
-
 <file path=customXml/item4.xml><?xml version="1.0" encoding="utf-8"?>
 <b:Sources xmlns:b="http://schemas.openxmlformats.org/officeDocument/2006/bibliography" xmlns="http://schemas.openxmlformats.org/officeDocument/2006/bibliography" SelectedStyle="\APASixthEditionOfficeOnline.xsl" StyleName="APA" Version="6"/>
 </file>
 
 <file path=customXml/itemProps1.xml><?xml version="1.0" encoding="utf-8"?>
-<ds:datastoreItem xmlns:ds="http://schemas.openxmlformats.org/officeDocument/2006/customXml" ds:itemID="{2E65BC7A-9A47-4B18-A872-C06300D5AFE8}"/>
-</file>
-
-<file path=customXml/itemProps2.xml><?xml version="1.0" encoding="utf-8"?>
 <ds:datastoreItem xmlns:ds="http://schemas.openxmlformats.org/officeDocument/2006/customXml" ds:itemID="{F0A309CF-F96B-4FD0-B14E-383796A2FAAC}">
   <ds:schemaRefs>
     <ds:schemaRef ds:uri="http://schemas.microsoft.com/sharepoint/v3/contenttype/forms"/>
@@ -26654,7 +27000,7 @@
 </ds:datastoreItem>
 </file>
 
-<file path=customXml/itemProps3.xml><?xml version="1.0" encoding="utf-8"?>
+<file path=customXml/itemProps2.xml><?xml version="1.0" encoding="utf-8"?>
 <ds:datastoreItem xmlns:ds="http://schemas.openxmlformats.org/officeDocument/2006/customXml" ds:itemID="{DFE1A954-6696-4F46-9755-7B2C3B2F23B6}">
   <ds:schemaRefs>
     <ds:schemaRef ds:uri="http://schemas.microsoft.com/office/2006/metadata/properties"/>
@@ -26665,8 +27011,12 @@
 </ds:datastoreItem>
 </file>
 
+<file path=customXml/itemProps3.xml><?xml version="1.0" encoding="utf-8"?>
+<ds:datastoreItem xmlns:ds="http://schemas.openxmlformats.org/officeDocument/2006/customXml" ds:itemID="{2C803022-3DAB-44FE-8B4B-EA5DC040E3A1}"/>
+</file>
+
 <file path=customXml/itemProps4.xml><?xml version="1.0" encoding="utf-8"?>
-<ds:datastoreItem xmlns:ds="http://schemas.openxmlformats.org/officeDocument/2006/customXml" ds:itemID="{CC4CFC55-E68E-4B20-BA24-49ACB55C5374}">
+<ds:datastoreItem xmlns:ds="http://schemas.openxmlformats.org/officeDocument/2006/customXml" ds:itemID="{4F3CFBB0-1DCD-47D9-A214-487B2797EFE2}">
   <ds:schemaRefs>
     <ds:schemaRef ds:uri="http://schemas.openxmlformats.org/officeDocument/2006/bibliography"/>
   </ds:schemaRefs>
